--- a/41TS Tehnologiji stvorennja program/5/TS_Onyshchenko_KNT-122_19_PR5.docx
+++ b/41TS Tehnologiji stvorennja program/5/TS_Onyshchenko_KNT-122_19_PR5.docx
@@ -606,7 +606,7 @@
       </w:pPr>
       <w:r>
         <w:rPr/>
-        <w:t>Проаналізувати предметну область.</w:t>
+        <w:t>Встановити менеджер пакетів Composer.</w:t>
       </w:r>
     </w:p>
     <w:p>
@@ -621,7 +621,7 @@
       </w:pPr>
       <w:r>
         <w:rPr/>
-        <w:t>Розробити архітектуру вебзастосунку на основі предметної області.</w:t>
+        <w:t>Використовуючи  Composer  встановити  обраний  фреймворк.</w:t>
       </w:r>
     </w:p>
     <w:p>
@@ -636,7 +636,7 @@
       </w:pPr>
       <w:r>
         <w:rPr/>
-        <w:t>Обрати фреймворк для розроблення вебзастосунку.</w:t>
+        <w:t>Розробити структуру вебзастосунку на основі використання обраного фреймворку (або на основі предметної області, якщо обрано такий варіант побудови архітектури).</w:t>
       </w:r>
     </w:p>
     <w:p>
@@ -651,7 +651,7 @@
       </w:pPr>
       <w:r>
         <w:rPr/>
-        <w:t>Ознайомитись з архітектурою обраного фреймворку.</w:t>
+        <w:t>Розробити та підключити БД до вебзастосунку.</w:t>
       </w:r>
     </w:p>
     <w:p>
@@ -666,7 +666,11 @@
       </w:pPr>
       <w:r>
         <w:rPr/>
-        <w:t>Розробити  архітектуру вебзастосунку  на  основі  використання обраного фреймворку.</w:t>
+        <w:t>Р</w:t>
+      </w:r>
+      <w:r>
+        <w:rPr/>
+        <w:t>озробити основні (або статичні) сторінки вебзастосунку.</w:t>
       </w:r>
     </w:p>
     <w:p>
@@ -681,7 +685,7 @@
       </w:pPr>
       <w:r>
         <w:rPr/>
-        <w:t>Порівняти  архітектуру вебзастосунку,  розроблену з  використанням фреймворку, з архітектурою, розробленою на основі предметної  області. Визначити,  який  варіант  розроблення  архітектури  є більш ефективним для обраної теми проєктування</w:t>
+        <w:t>Оформити звіт з роботи.</w:t>
       </w:r>
     </w:p>
     <w:p>
@@ -696,21 +700,6 @@
       </w:pPr>
       <w:r>
         <w:rPr/>
-        <w:t>Оформити звіт з роботи.</w:t>
-      </w:r>
-    </w:p>
-    <w:p>
-      <w:pPr>
-        <w:pStyle w:val="p1"/>
-        <w:numPr>
-          <w:ilvl w:val="0"/>
-          <w:numId w:val="1"/>
-        </w:numPr>
-        <w:ind w:firstLine="850"/>
-        <w:rPr/>
-      </w:pPr>
-      <w:r>
-        <w:rPr/>
         <w:t>Відповісти на контрольні питання.</w:t>
       </w:r>
     </w:p>
@@ -736,7 +725,75 @@
         <w:rPr>
           <w:lang w:val="uk-UA"/>
         </w:rPr>
-        <w:t>Результати</w:t>
+        <w:t>Структура вебзастосунку, що реалізує систему</w:t>
+      </w:r>
+    </w:p>
+    <w:p>
+      <w:pPr>
+        <w:pStyle w:val="h1"/>
+        <w:rPr/>
+      </w:pPr>
+      <w:r>
+        <w:rPr/>
+        <w:t>Модель розробленої БД для вебзастосунку</w:t>
+      </w:r>
+    </w:p>
+    <w:p>
+      <w:pPr>
+        <w:pStyle w:val="h1"/>
+        <w:rPr/>
+      </w:pPr>
+      <w:r>
+        <w:rPr/>
+        <w:t>Скріншоти та сирцевий код розроблених веб-сторінок.</w:t>
+      </w:r>
+    </w:p>
+    <w:p>
+      <w:pPr>
+        <w:pStyle w:val="h1"/>
+        <w:rPr/>
+      </w:pPr>
+      <w:r>
+        <w:rPr/>
+        <w:t>Висновки, що містять відповіді на контрольні питання, а також відображають результати виконання роботи та їх критичний аналіз</w:t>
+      </w:r>
+    </w:p>
+    <w:p>
+      <w:pPr>
+        <w:pStyle w:val="p1"/>
+        <w:rPr/>
+      </w:pPr>
+      <w:r>
+        <w:rPr/>
+      </w:r>
+    </w:p>
+    <w:p>
+      <w:pPr>
+        <w:pStyle w:val="p1"/>
+        <w:rPr/>
+      </w:pPr>
+      <w:r>
+        <w:rPr/>
+        <w:t>Благодаттю Господа Ісуса Христа було зроблено роботу.</w:t>
+      </w:r>
+    </w:p>
+    <w:p>
+      <w:pPr>
+        <w:pStyle w:val="p1"/>
+        <w:rPr/>
+      </w:pPr>
+      <w:r>
+        <w:rPr/>
+      </w:r>
+    </w:p>
+    <w:p>
+      <w:pPr>
+        <w:pStyle w:val="h1"/>
+        <w:rPr/>
+      </w:pPr>
+      <w:r>
+        <w:rPr/>
+        <w:t>Контрольні питання</w:t>
       </w:r>
     </w:p>
     <w:p>
@@ -746,166 +803,7 @@
       </w:pPr>
       <w:r>
         <w:rPr/>
-        <w:t>Схематичне зображення архітектури вебзастосунку на основі предметної області</w:t>
-      </w:r>
-    </w:p>
-    <w:p>
-      <w:pPr>
-        <w:pStyle w:val="p1"/>
-        <w:rPr/>
-      </w:pPr>
-      <w:r>
-        <w:rPr/>
-      </w:r>
-    </w:p>
-    <w:p>
-      <w:pPr>
-        <w:pStyle w:val="p1"/>
-        <w:rPr/>
-      </w:pPr>
-      <w:r>
-        <w:rPr/>
-        <w:t>Архітектура предметної області має такий вигляд:</w:t>
-      </w:r>
-    </w:p>
-    <w:p>
-      <w:pPr>
-        <w:pStyle w:val="p1"/>
-        <w:rPr/>
-      </w:pPr>
-      <w:r>
-        <w:rPr/>
-      </w:r>
-    </w:p>
-    <w:p>
-      <w:pPr>
-        <w:pStyle w:val="p1"/>
-        <w:rPr/>
-      </w:pPr>
-      <w:r>
-        <w:rPr/>
-        <w:t>- від користувача надходить запит на сервер про його акаунт;</w:t>
-      </w:r>
-    </w:p>
-    <w:p>
-      <w:pPr>
-        <w:pStyle w:val="p1"/>
-        <w:rPr/>
-      </w:pPr>
-      <w:r>
-        <w:rPr/>
-        <w:t>- від адміністратора надходить запит на його панель;</w:t>
-      </w:r>
-    </w:p>
-    <w:p>
-      <w:pPr>
-        <w:pStyle w:val="p1"/>
-        <w:rPr/>
-      </w:pPr>
-      <w:r>
-        <w:rPr/>
-        <w:t>- від гостя надходить запит про товари;</w:t>
-      </w:r>
-    </w:p>
-    <w:p>
-      <w:pPr>
-        <w:pStyle w:val="p1"/>
-        <w:rPr/>
-      </w:pPr>
-      <w:r>
-        <w:rPr/>
-        <w:t>- від користувача надходить запит на замовлення товару;</w:t>
-      </w:r>
-    </w:p>
-    <w:p>
-      <w:pPr>
-        <w:pStyle w:val="p1"/>
-        <w:rPr/>
-      </w:pPr>
-      <w:r>
-        <w:rPr/>
-        <w:t>- від користувача надходить запит про оцінку сервісу.</w:t>
-      </w:r>
-    </w:p>
-    <w:p>
-      <w:pPr>
-        <w:pStyle w:val="p1"/>
-        <w:rPr/>
-      </w:pPr>
-      <w:r>
-        <w:rPr/>
-      </w:r>
-    </w:p>
-    <w:p>
-      <w:pPr>
-        <w:pStyle w:val="img1"/>
-        <w:rPr/>
-      </w:pPr>
-      <w:r>
-        <w:rPr/>
-        <w:drawing>
-          <wp:inline distT="0" distB="0" distL="0" distR="0">
-            <wp:extent cx="3629025" cy="2686050"/>
-            <wp:effectExtent l="0" t="0" r="0" b="0"/>
-            <wp:docPr id="1" name="Зображення1"/>
-            <wp:cNvGraphicFramePr>
-              <a:graphicFrameLocks xmlns:a="http://schemas.openxmlformats.org/drawingml/2006/main" noChangeAspect="1"/>
-            </wp:cNvGraphicFramePr>
-            <a:graphic xmlns:a="http://schemas.openxmlformats.org/drawingml/2006/main">
-              <a:graphicData uri="http://schemas.openxmlformats.org/drawingml/2006/picture">
-                <pic:pic xmlns:pic="http://schemas.openxmlformats.org/drawingml/2006/picture">
-                  <pic:nvPicPr>
-                    <pic:cNvPr id="1" name="Зображення1"/>
-                    <pic:cNvPicPr>
-                      <a:picLocks noChangeAspect="1" noChangeArrowheads="1"/>
-                    </pic:cNvPicPr>
-                  </pic:nvPicPr>
-                  <pic:blipFill>
-                    <a:blip r:embed="rId2">
-                      <a:extLst>
-                        <a:ext uri="{96DAC541-7B7A-43D3-8B79-37D633B846F1}">
-                          <asvg:svgBlip xmlns:asvg="http://schemas.microsoft.com/office/drawing/2016/SVG/main" r:embed="rId3"/>
-                        </a:ext>
-                      </a:extLst>
-                    </a:blip>
-                    <a:stretch>
-                      <a:fillRect/>
-                    </a:stretch>
-                  </pic:blipFill>
-                  <pic:spPr bwMode="auto">
-                    <a:xfrm>
-                      <a:off x="0" y="0"/>
-                      <a:ext cx="3629025" cy="2686050"/>
-                    </a:xfrm>
-                    <a:prstGeom prst="rect">
-                      <a:avLst/>
-                    </a:prstGeom>
-                    <a:noFill/>
-                  </pic:spPr>
-                </pic:pic>
-              </a:graphicData>
-            </a:graphic>
-          </wp:inline>
-        </w:drawing>
-      </w:r>
-    </w:p>
-    <w:p>
-      <w:pPr>
-        <w:pStyle w:val="img1"/>
-        <w:rPr/>
-      </w:pPr>
-      <w:r>
-        <w:rPr/>
-        <w:t>Рисунок 1.1 — Схема предметної області</w:t>
-      </w:r>
-    </w:p>
-    <w:p>
-      <w:pPr>
-        <w:pStyle w:val="p1"/>
-        <w:rPr/>
-      </w:pPr>
-      <w:r>
-        <w:rPr/>
+        <w:t>Поясніть поняття пакету при розробці застосунку з використанням PHP.</w:t>
       </w:r>
     </w:p>
     <w:p>
@@ -915,232 +813,7 @@
       </w:pPr>
       <w:r>
         <w:rPr/>
-        <w:t xml:space="preserve">Схематичне зображення архітектури вебзастосунку (на основі фреймворку чи </w:t>
-      </w:r>
-      <w:r>
-        <w:rPr>
-          <w:lang w:val="en-US"/>
-        </w:rPr>
-        <w:t>CMS)</w:t>
-      </w:r>
-    </w:p>
-    <w:p>
-      <w:pPr>
-        <w:pStyle w:val="p1"/>
-        <w:rPr>
-          <w:lang w:val="en-US"/>
-        </w:rPr>
-      </w:pPr>
-      <w:r>
-        <w:rPr>
-          <w:lang w:val="en-US"/>
-        </w:rPr>
-      </w:r>
-    </w:p>
-    <w:p>
-      <w:pPr>
-        <w:pStyle w:val="p1"/>
-        <w:rPr>
-          <w:lang w:val="uk-UA"/>
-        </w:rPr>
-      </w:pPr>
-      <w:r>
-        <w:rPr>
-          <w:lang w:val="uk-UA"/>
-        </w:rPr>
-        <w:t xml:space="preserve">Архітектура веб-застосунку на основі фреймворку </w:t>
-      </w:r>
-      <w:r>
-        <w:rPr>
-          <w:lang w:val="en-US"/>
-        </w:rPr>
-        <w:t xml:space="preserve">Django (Python), </w:t>
-      </w:r>
-      <w:r>
-        <w:rPr>
-          <w:lang w:val="uk-UA"/>
-        </w:rPr>
-        <w:t>містить такі етапи:</w:t>
-      </w:r>
-    </w:p>
-    <w:p>
-      <w:pPr>
-        <w:pStyle w:val="p1"/>
-        <w:rPr>
-          <w:lang w:val="uk-UA"/>
-        </w:rPr>
-      </w:pPr>
-      <w:r>
-        <w:rPr>
-          <w:lang w:val="uk-UA"/>
-        </w:rPr>
-      </w:r>
-    </w:p>
-    <w:p>
-      <w:pPr>
-        <w:pStyle w:val="p1"/>
-        <w:rPr>
-          <w:lang w:val="uk-UA"/>
-        </w:rPr>
-      </w:pPr>
-      <w:r>
-        <w:rPr>
-          <w:lang w:val="uk-UA"/>
-        </w:rPr>
-        <w:t xml:space="preserve">- </w:t>
-      </w:r>
-      <w:r>
-        <w:rPr>
-          <w:lang w:val="en-US"/>
-        </w:rPr>
-        <w:t xml:space="preserve">Model: </w:t>
-      </w:r>
-      <w:r>
-        <w:rPr>
-          <w:lang w:val="uk-UA"/>
-        </w:rPr>
-        <w:t>рівень відповідає за дані програми;</w:t>
-      </w:r>
-    </w:p>
-    <w:p>
-      <w:pPr>
-        <w:pStyle w:val="p1"/>
-        <w:rPr>
-          <w:lang w:val="uk-UA"/>
-        </w:rPr>
-      </w:pPr>
-      <w:r>
-        <w:rPr>
-          <w:lang w:val="uk-UA"/>
-        </w:rPr>
-        <w:t xml:space="preserve">- </w:t>
-      </w:r>
-      <w:r>
-        <w:rPr>
-          <w:lang w:val="en-US"/>
-        </w:rPr>
-        <w:t xml:space="preserve">View: </w:t>
-      </w:r>
-      <w:r>
-        <w:rPr>
-          <w:lang w:val="uk-UA"/>
-        </w:rPr>
-        <w:t>рівень відповідає за бізнес логіку та обробку запитів;</w:t>
-      </w:r>
-    </w:p>
-    <w:p>
-      <w:pPr>
-        <w:pStyle w:val="p1"/>
-        <w:rPr>
-          <w:lang w:val="uk-UA"/>
-        </w:rPr>
-      </w:pPr>
-      <w:r>
-        <w:rPr>
-          <w:lang w:val="uk-UA"/>
-        </w:rPr>
-        <w:t xml:space="preserve">- </w:t>
-      </w:r>
-      <w:r>
-        <w:rPr>
-          <w:lang w:val="en-US"/>
-        </w:rPr>
-        <w:t xml:space="preserve">Template: </w:t>
-      </w:r>
-      <w:r>
-        <w:rPr>
-          <w:lang w:val="uk-UA"/>
-        </w:rPr>
-        <w:t>рівень відповідає за відображення контенту.</w:t>
-      </w:r>
-    </w:p>
-    <w:p>
-      <w:pPr>
-        <w:pStyle w:val="p1"/>
-        <w:rPr>
-          <w:lang w:val="uk-UA"/>
-        </w:rPr>
-      </w:pPr>
-      <w:r>
-        <w:rPr>
-          <w:lang w:val="uk-UA"/>
-        </w:rPr>
-      </w:r>
-    </w:p>
-    <w:p>
-      <w:pPr>
-        <w:pStyle w:val="img1"/>
-        <w:rPr/>
-      </w:pPr>
-      <w:r>
-        <w:rPr/>
-        <w:drawing>
-          <wp:inline distT="0" distB="0" distL="0" distR="0">
-            <wp:extent cx="4648200" cy="1009650"/>
-            <wp:effectExtent l="0" t="0" r="0" b="0"/>
-            <wp:docPr id="2" name="Зображення2"/>
-            <wp:cNvGraphicFramePr>
-              <a:graphicFrameLocks xmlns:a="http://schemas.openxmlformats.org/drawingml/2006/main" noChangeAspect="1"/>
-            </wp:cNvGraphicFramePr>
-            <a:graphic xmlns:a="http://schemas.openxmlformats.org/drawingml/2006/main">
-              <a:graphicData uri="http://schemas.openxmlformats.org/drawingml/2006/picture">
-                <pic:pic xmlns:pic="http://schemas.openxmlformats.org/drawingml/2006/picture">
-                  <pic:nvPicPr>
-                    <pic:cNvPr id="2" name="Зображення2"/>
-                    <pic:cNvPicPr>
-                      <a:picLocks noChangeAspect="1" noChangeArrowheads="1"/>
-                    </pic:cNvPicPr>
-                  </pic:nvPicPr>
-                  <pic:blipFill>
-                    <a:blip r:embed="rId4">
-                      <a:extLst>
-                        <a:ext uri="{96DAC541-7B7A-43D3-8B79-37D633B846F1}">
-                          <asvg:svgBlip xmlns:asvg="http://schemas.microsoft.com/office/drawing/2016/SVG/main" r:embed="rId5"/>
-                        </a:ext>
-                      </a:extLst>
-                    </a:blip>
-                    <a:stretch>
-                      <a:fillRect/>
-                    </a:stretch>
-                  </pic:blipFill>
-                  <pic:spPr bwMode="auto">
-                    <a:xfrm>
-                      <a:off x="0" y="0"/>
-                      <a:ext cx="4648200" cy="1009650"/>
-                    </a:xfrm>
-                    <a:prstGeom prst="rect">
-                      <a:avLst/>
-                    </a:prstGeom>
-                    <a:noFill/>
-                  </pic:spPr>
-                </pic:pic>
-              </a:graphicData>
-            </a:graphic>
-          </wp:inline>
-        </w:drawing>
-      </w:r>
-    </w:p>
-    <w:p>
-      <w:pPr>
-        <w:pStyle w:val="img1"/>
-        <w:rPr/>
-      </w:pPr>
-      <w:r>
-        <w:rPr/>
-        <w:t>Рисунок 2.1 — Схема для фреймворку</w:t>
-      </w:r>
-    </w:p>
-    <w:p>
-      <w:pPr>
-        <w:pStyle w:val="p1"/>
-        <w:rPr>
-          <w:lang w:val="en-US"/>
-        </w:rPr>
-      </w:pPr>
-      <w:r>
-        <w:rPr>
-          <w:lang w:val="en-US"/>
-        </w:rPr>
+        <w:t>Поясніть поняття репозиторію при розробці застосунку з використанням PHP.</w:t>
       </w:r>
     </w:p>
     <w:p>
@@ -1150,36 +823,38 @@
       </w:pPr>
       <w:r>
         <w:rPr/>
-        <w:t>Обґрунтування вибору архітектури вебзастосунку</w:t>
-      </w:r>
-    </w:p>
-    <w:p>
-      <w:pPr>
-        <w:pStyle w:val="p1"/>
-        <w:bidi w:val="0"/>
-        <w:rPr>
-          <w:lang w:val="uk-UA"/>
-        </w:rPr>
-      </w:pPr>
-      <w:r>
-        <w:rPr>
-          <w:lang w:val="uk-UA"/>
-        </w:rPr>
-      </w:r>
-    </w:p>
-    <w:p>
-      <w:pPr>
-        <w:pStyle w:val="p1"/>
-        <w:bidi w:val="0"/>
-        <w:rPr>
-          <w:lang w:val="uk-UA"/>
-        </w:rPr>
-      </w:pPr>
-      <w:r>
-        <w:rPr>
-          <w:lang w:val="uk-UA"/>
-        </w:rPr>
-        <w:t>Такий архітектурний шаблон обрано через те, що використаний фреймворк застосовує його за замовчуванням.</w:t>
+        <w:t>Що таке менеджер пакетів?</w:t>
+      </w:r>
+    </w:p>
+    <w:p>
+      <w:pPr>
+        <w:pStyle w:val="h21"/>
+        <w:rPr/>
+      </w:pPr>
+      <w:r>
+        <w:rPr/>
+        <w:t>У чому полягає ідея використання менеджеру пакетів?</w:t>
+      </w:r>
+    </w:p>
+    <w:p>
+      <w:pPr>
+        <w:pStyle w:val="h21"/>
+        <w:rPr/>
+      </w:pPr>
+      <w:r>
+        <w:rPr>
+          <w:b/>
+          <w:bCs/>
+          <w:i w:val="false"/>
+          <w:caps w:val="false"/>
+          <w:smallCaps w:val="false"/>
+          <w:spacing w:val="0"/>
+        </w:rPr>
+        <w:t>Які середовища розробки зазвичай використовуються при розробці з використанням PHP?</w:t>
+      </w:r>
+      <w:r>
+        <w:rPr/>
+        <w:t xml:space="preserve"> </w:t>
       </w:r>
     </w:p>
     <w:sectPr>

--- a/41TS Tehnologiji stvorennja program/5/TS_Onyshchenko_KNT-122_19_PR5.docx
+++ b/41TS Tehnologiji stvorennja program/5/TS_Onyshchenko_KNT-122_19_PR5.docx
@@ -855,6 +855,24 @@
       <w:r>
         <w:rPr/>
         <w:t xml:space="preserve"> </w:t>
+      </w:r>
+    </w:p>
+    <w:p>
+      <w:pPr>
+        <w:pStyle w:val="p1"/>
+        <w:rPr/>
+      </w:pPr>
+      <w:r>
+        <w:rPr/>
+      </w:r>
+    </w:p>
+    <w:p>
+      <w:pPr>
+        <w:pStyle w:val="p1"/>
+        <w:rPr/>
+      </w:pPr>
+      <w:r>
+        <w:rPr/>
       </w:r>
     </w:p>
     <w:sectPr>

--- a/41TS Tehnologiji stvorennja program/5/TS_Onyshchenko_KNT-122_19_PR5.docx
+++ b/41TS Tehnologiji stvorennja program/5/TS_Onyshchenko_KNT-122_19_PR5.docx
@@ -554,19 +554,7 @@
         <w:rPr>
           <w:lang w:val="uk-UA"/>
         </w:rPr>
-        <w:t xml:space="preserve">Завдання на роботу зі сторінки </w:t>
-      </w:r>
-      <w:r>
-        <w:rPr>
-          <w:lang w:val="uk-UA"/>
-        </w:rPr>
-        <w:t>63</w:t>
-      </w:r>
-      <w:r>
-        <w:rPr>
-          <w:lang w:val="uk-UA"/>
-        </w:rPr>
-        <w:t>:</w:t>
+        <w:t>Завдання на роботу зі сторінки 63:</w:t>
       </w:r>
     </w:p>
     <w:p>
@@ -666,11 +654,7 @@
       </w:pPr>
       <w:r>
         <w:rPr/>
-        <w:t>Р</w:t>
-      </w:r>
-      <w:r>
-        <w:rPr/>
-        <w:t>озробити основні (або статичні) сторінки вебзастосунку.</w:t>
+        <w:t>Розробити основні (або статичні) сторінки вебзастосунку.</w:t>
       </w:r>
     </w:p>
     <w:p>
@@ -726,6 +710,274 @@
           <w:lang w:val="uk-UA"/>
         </w:rPr>
         <w:t>Структура вебзастосунку, що реалізує систему</w:t>
+      </w:r>
+    </w:p>
+    <w:p>
+      <w:pPr>
+        <w:pStyle w:val="p1"/>
+        <w:bidi w:val="0"/>
+        <w:rPr>
+          <w:lang w:val="uk-UA"/>
+        </w:rPr>
+      </w:pPr>
+      <w:r>
+        <w:rPr>
+          <w:lang w:val="uk-UA"/>
+        </w:rPr>
+      </w:r>
+    </w:p>
+    <w:p>
+      <w:pPr>
+        <w:pStyle w:val="p1"/>
+        <w:bidi w:val="0"/>
+        <w:rPr>
+          <w:lang w:val="uk-UA"/>
+        </w:rPr>
+      </w:pPr>
+      <w:r>
+        <w:rPr>
+          <w:lang w:val="uk-UA"/>
+        </w:rPr>
+        <w:t>Структура вебзастосунку наступна:</w:t>
+      </w:r>
+    </w:p>
+    <w:p>
+      <w:pPr>
+        <w:pStyle w:val="p1"/>
+        <w:bidi w:val="0"/>
+        <w:rPr>
+          <w:lang w:val="uk-UA"/>
+        </w:rPr>
+      </w:pPr>
+      <w:r>
+        <w:rPr>
+          <w:lang w:val="uk-UA"/>
+        </w:rPr>
+      </w:r>
+    </w:p>
+    <w:p>
+      <w:pPr>
+        <w:pStyle w:val="code1"/>
+        <w:rPr/>
+      </w:pPr>
+      <w:r>
+        <w:rPr/>
+        <w:t>app/</w:t>
+      </w:r>
+    </w:p>
+    <w:p>
+      <w:pPr>
+        <w:pStyle w:val="code1"/>
+        <w:rPr/>
+      </w:pPr>
+      <w:r>
+        <w:rPr/>
+        <w:t xml:space="preserve">├── </w:t>
+      </w:r>
+      <w:r>
+        <w:rPr/>
+        <w:t>backend/</w:t>
+      </w:r>
+    </w:p>
+    <w:p>
+      <w:pPr>
+        <w:pStyle w:val="code1"/>
+        <w:rPr/>
+      </w:pPr>
+      <w:r>
+        <w:rPr/>
+        <w:t xml:space="preserve">│   ├── </w:t>
+      </w:r>
+      <w:r>
+        <w:rPr/>
+        <w:t>settings.py</w:t>
+      </w:r>
+    </w:p>
+    <w:p>
+      <w:pPr>
+        <w:pStyle w:val="code1"/>
+        <w:rPr/>
+      </w:pPr>
+      <w:r>
+        <w:rPr/>
+        <w:t xml:space="preserve">│   └── </w:t>
+      </w:r>
+      <w:r>
+        <w:rPr/>
+        <w:t>urls.py</w:t>
+      </w:r>
+    </w:p>
+    <w:p>
+      <w:pPr>
+        <w:pStyle w:val="code1"/>
+        <w:rPr/>
+      </w:pPr>
+      <w:r>
+        <w:rPr/>
+        <w:t xml:space="preserve">└── </w:t>
+      </w:r>
+      <w:r>
+        <w:rPr/>
+        <w:t>frontend/</w:t>
+      </w:r>
+    </w:p>
+    <w:p>
+      <w:pPr>
+        <w:pStyle w:val="code1"/>
+        <w:rPr/>
+      </w:pPr>
+      <w:r>
+        <w:rPr/>
+        <w:t xml:space="preserve">    ├── </w:t>
+      </w:r>
+      <w:r>
+        <w:rPr/>
+        <w:t>templates/</w:t>
+      </w:r>
+    </w:p>
+    <w:p>
+      <w:pPr>
+        <w:pStyle w:val="code1"/>
+        <w:rPr/>
+      </w:pPr>
+      <w:r>
+        <w:rPr/>
+        <w:t xml:space="preserve">    │   ├── </w:t>
+      </w:r>
+      <w:r>
+        <w:rPr/>
+        <w:t>base.html</w:t>
+      </w:r>
+    </w:p>
+    <w:p>
+      <w:pPr>
+        <w:pStyle w:val="code1"/>
+        <w:rPr/>
+      </w:pPr>
+      <w:r>
+        <w:rPr/>
+        <w:t xml:space="preserve">    │   ├── </w:t>
+      </w:r>
+      <w:r>
+        <w:rPr/>
+        <w:t>index.html</w:t>
+      </w:r>
+    </w:p>
+    <w:p>
+      <w:pPr>
+        <w:pStyle w:val="code1"/>
+        <w:rPr/>
+      </w:pPr>
+      <w:r>
+        <w:rPr/>
+        <w:t xml:space="preserve">    │   └── </w:t>
+      </w:r>
+      <w:r>
+        <w:rPr/>
+        <w:t>verses.html</w:t>
+      </w:r>
+    </w:p>
+    <w:p>
+      <w:pPr>
+        <w:pStyle w:val="code1"/>
+        <w:rPr/>
+      </w:pPr>
+      <w:r>
+        <w:rPr/>
+        <w:t xml:space="preserve">    ├── </w:t>
+      </w:r>
+      <w:r>
+        <w:rPr/>
+        <w:t>consts.py</w:t>
+      </w:r>
+    </w:p>
+    <w:p>
+      <w:pPr>
+        <w:pStyle w:val="code1"/>
+        <w:rPr/>
+      </w:pPr>
+      <w:r>
+        <w:rPr/>
+        <w:t xml:space="preserve">    ├── </w:t>
+      </w:r>
+      <w:r>
+        <w:rPr/>
+        <w:t>urls.py</w:t>
+      </w:r>
+    </w:p>
+    <w:p>
+      <w:pPr>
+        <w:pStyle w:val="code1"/>
+        <w:rPr/>
+      </w:pPr>
+      <w:r>
+        <w:rPr/>
+        <w:t xml:space="preserve">    └── </w:t>
+      </w:r>
+      <w:r>
+        <w:rPr/>
+        <w:t>views.py</w:t>
+      </w:r>
+    </w:p>
+    <w:p>
+      <w:pPr>
+        <w:pStyle w:val="p1"/>
+        <w:bidi w:val="0"/>
+        <w:rPr>
+          <w:lang w:val="uk-UA"/>
+        </w:rPr>
+      </w:pPr>
+      <w:r>
+        <w:rPr>
+          <w:lang w:val="uk-UA"/>
+        </w:rPr>
+      </w:r>
+    </w:p>
+    <w:p>
+      <w:pPr>
+        <w:pStyle w:val="p1"/>
+        <w:bidi w:val="0"/>
+        <w:rPr>
+          <w:lang w:val="en-US"/>
+        </w:rPr>
+      </w:pPr>
+      <w:r>
+        <w:rPr>
+          <w:lang w:val="uk-UA"/>
+        </w:rPr>
+        <w:t xml:space="preserve">Основний функціонал зосереджено у </w:t>
+      </w:r>
+      <w:r>
+        <w:rPr>
+          <w:lang w:val="en-US"/>
+        </w:rPr>
+        <w:t xml:space="preserve">frontend/templates </w:t>
+      </w:r>
+      <w:r>
+        <w:rPr>
+          <w:lang w:val="uk-UA"/>
+        </w:rPr>
+        <w:t xml:space="preserve">та </w:t>
+      </w:r>
+      <w:r>
+        <w:rPr>
+          <w:lang w:val="en-US"/>
+        </w:rPr>
+        <w:t>frontend/views.</w:t>
+      </w:r>
+    </w:p>
+    <w:p>
+      <w:pPr>
+        <w:pStyle w:val="p1"/>
+        <w:bidi w:val="0"/>
+        <w:rPr>
+          <w:lang w:val="uk-UA"/>
+        </w:rPr>
+      </w:pPr>
+      <w:r>
+        <w:rPr>
+          <w:lang w:val="uk-UA"/>
+        </w:rPr>
       </w:r>
     </w:p>
     <w:p>
@@ -1737,15 +1989,15 @@
       <w:rFonts w:cs="Lucida Sans"/>
     </w:rPr>
   </w:style>
+  <w:style w:type="paragraph" w:styleId="Style18">
+    <w:name w:val="Верхній і нижній колонтитули"/>
+    <w:basedOn w:val="Normal"/>
+    <w:qFormat/>
+    <w:pPr/>
+    <w:rPr/>
+  </w:style>
   <w:style w:type="paragraph" w:styleId="user2">
     <w:name w:val="Верхній і нижній колонтитули (user)"/>
-    <w:basedOn w:val="Normal"/>
-    <w:qFormat/>
-    <w:pPr/>
-    <w:rPr/>
-  </w:style>
-  <w:style w:type="paragraph" w:styleId="Style18">
-    <w:name w:val="Верхній і нижній колонтитули"/>
     <w:basedOn w:val="Normal"/>
     <w:qFormat/>
     <w:pPr/>

--- a/41TS Tehnologiji stvorennja program/5/TS_Onyshchenko_KNT-122_19_PR5.docx
+++ b/41TS Tehnologiji stvorennja program/5/TS_Onyshchenko_KNT-122_19_PR5.docx
@@ -235,6 +235,7 @@
     <w:p>
       <w:pPr>
         <w:pStyle w:val="p1"/>
+        <w:ind w:hanging="0" w:start="0"/>
         <w:rPr/>
       </w:pPr>
       <w:r>
@@ -245,6 +246,7 @@
     <w:p>
       <w:pPr>
         <w:pStyle w:val="p1"/>
+        <w:ind w:hanging="0" w:start="0"/>
         <w:rPr/>
       </w:pPr>
       <w:r>
@@ -255,6 +257,7 @@
         <w:tab/>
         <w:tab/>
         <w:tab/>
+        <w:tab/>
         <w:t>Онищенко О.А.</w:t>
       </w:r>
     </w:p>
@@ -270,6 +273,7 @@
     <w:p>
       <w:pPr>
         <w:pStyle w:val="p1"/>
+        <w:ind w:hanging="0" w:start="0"/>
         <w:rPr/>
       </w:pPr>
       <w:r>
@@ -280,6 +284,7 @@
     <w:p>
       <w:pPr>
         <w:pStyle w:val="p1"/>
+        <w:ind w:hanging="0" w:start="0"/>
         <w:rPr/>
       </w:pPr>
       <w:r>
@@ -292,6 +297,7 @@
         <w:tab/>
         <w:tab/>
         <w:tab/>
+        <w:tab/>
       </w:r>
       <w:r>
         <w:rPr>
@@ -311,6 +317,7 @@
       </w:pPr>
       <w:r>
         <w:rPr/>
+        <w:tab/>
       </w:r>
     </w:p>
     <w:p>
@@ -356,7 +363,6 @@
         <w:rPr/>
         <w:tab/>
         <w:tab/>
-        <w:tab/>
         <w:t>2025</w:t>
       </w:r>
     </w:p>
@@ -487,6 +493,9 @@
       <w:pPr>
         <w:pStyle w:val="p1"/>
         <w:rPr>
+          <w:i w:val="false"/>
+          <w:i w:val="false"/>
+          <w:iCs w:val="false"/>
           <w:lang w:val="uk-UA"/>
         </w:rPr>
       </w:pPr>
@@ -498,13 +507,17 @@
           <w:iCs/>
           <w:lang w:val="uk-UA"/>
         </w:rPr>
-        <w:t xml:space="preserve">Тема 1. </w:t>
-      </w:r>
-      <w:r>
-        <w:rPr>
+        <w:t xml:space="preserve">Тема. </w:t>
+      </w:r>
+      <w:r>
+        <w:rPr>
+          <w:b w:val="false"/>
+          <w:bCs w:val="false"/>
+          <w:i w:val="false"/>
+          <w:iCs w:val="false"/>
           <w:lang w:val="uk-UA"/>
         </w:rPr>
-        <w:t>Інтернет магазин фізичних товарів.</w:t>
+        <w:t>Застосунок Біблійного пошуку.</w:t>
       </w:r>
     </w:p>
     <w:p>
@@ -992,6 +1005,105 @@
     </w:p>
     <w:p>
       <w:pPr>
+        <w:pStyle w:val="p1"/>
+        <w:rPr/>
+      </w:pPr>
+      <w:r>
+        <w:rPr/>
+      </w:r>
+    </w:p>
+    <w:p>
+      <w:pPr>
+        <w:pStyle w:val="p1"/>
+        <w:rPr/>
+      </w:pPr>
+      <w:r>
+        <w:rPr/>
+        <w:t xml:space="preserve">База даних складається з однієї моделі </w:t>
+      </w:r>
+      <w:r>
+        <w:rPr>
+          <w:i/>
+          <w:iCs/>
+          <w:lang w:val="en-US"/>
+        </w:rPr>
+        <w:t>HistoryItem</w:t>
+      </w:r>
+      <w:r>
+        <w:rPr>
+          <w:lang w:val="en-US"/>
+        </w:rPr>
+        <w:t xml:space="preserve">. </w:t>
+      </w:r>
+      <w:r>
+        <w:rPr>
+          <w:lang w:val="uk-UA"/>
+        </w:rPr>
+        <w:t>Ця модель зберігає історію пошуків.</w:t>
+      </w:r>
+    </w:p>
+    <w:p>
+      <w:pPr>
+        <w:pStyle w:val="p1"/>
+        <w:rPr>
+          <w:lang w:val="uk-UA"/>
+        </w:rPr>
+      </w:pPr>
+      <w:r>
+        <w:rPr>
+          <w:lang w:val="uk-UA"/>
+        </w:rPr>
+      </w:r>
+    </w:p>
+    <w:p>
+      <w:pPr>
+        <w:pStyle w:val="code1"/>
+        <w:rPr/>
+      </w:pPr>
+      <w:r>
+        <w:rPr/>
+        <w:t>HistoryItem:</w:t>
+      </w:r>
+    </w:p>
+    <w:p>
+      <w:pPr>
+        <w:pStyle w:val="code1"/>
+        <w:rPr/>
+      </w:pPr>
+      <w:r>
+        <w:rPr/>
+        <w:t xml:space="preserve">    </w:t>
+      </w:r>
+      <w:r>
+        <w:rPr/>
+        <w:t>text: str</w:t>
+      </w:r>
+    </w:p>
+    <w:p>
+      <w:pPr>
+        <w:pStyle w:val="code1"/>
+        <w:rPr/>
+      </w:pPr>
+      <w:r>
+        <w:rPr/>
+        <w:t xml:space="preserve">    </w:t>
+      </w:r>
+      <w:r>
+        <w:rPr/>
+        <w:t>time: DateTime</w:t>
+      </w:r>
+    </w:p>
+    <w:p>
+      <w:pPr>
+        <w:pStyle w:val="p1"/>
+        <w:rPr/>
+      </w:pPr>
+      <w:r>
+        <w:rPr/>
+      </w:r>
+    </w:p>
+    <w:p>
+      <w:pPr>
         <w:pStyle w:val="h1"/>
         <w:rPr/>
       </w:pPr>
@@ -1002,6 +1114,2642 @@
     </w:p>
     <w:p>
       <w:pPr>
+        <w:pStyle w:val="h21"/>
+        <w:rPr/>
+      </w:pPr>
+      <w:r>
+        <w:rPr/>
+        <w:t>Вигляд програми</w:t>
+      </w:r>
+    </w:p>
+    <w:p>
+      <w:pPr>
+        <w:pStyle w:val="img1"/>
+        <w:rPr/>
+      </w:pPr>
+      <w:r>
+        <w:rPr/>
+      </w:r>
+    </w:p>
+    <w:p>
+      <w:pPr>
+        <w:pStyle w:val="img1"/>
+        <w:rPr/>
+      </w:pPr>
+      <w:r>
+        <w:rPr/>
+        <w:drawing>
+          <wp:inline distT="0" distB="0" distL="0" distR="0">
+            <wp:extent cx="4889500" cy="3536315"/>
+            <wp:effectExtent l="0" t="0" r="0" b="0"/>
+            <wp:docPr id="1" name="Зображення1"/>
+            <wp:cNvGraphicFramePr>
+              <a:graphicFrameLocks xmlns:a="http://schemas.openxmlformats.org/drawingml/2006/main" noChangeAspect="1"/>
+            </wp:cNvGraphicFramePr>
+            <a:graphic xmlns:a="http://schemas.openxmlformats.org/drawingml/2006/main">
+              <a:graphicData uri="http://schemas.openxmlformats.org/drawingml/2006/picture">
+                <pic:pic xmlns:pic="http://schemas.openxmlformats.org/drawingml/2006/picture">
+                  <pic:nvPicPr>
+                    <pic:cNvPr id="1" name="Зображення1"/>
+                    <pic:cNvPicPr>
+                      <a:picLocks noChangeAspect="1" noChangeArrowheads="1"/>
+                    </pic:cNvPicPr>
+                  </pic:nvPicPr>
+                  <pic:blipFill>
+                    <a:blip r:embed="rId2"/>
+                    <a:srcRect l="0" t="0" r="0" b="40005"/>
+                    <a:stretch>
+                      <a:fillRect/>
+                    </a:stretch>
+                  </pic:blipFill>
+                  <pic:spPr bwMode="auto">
+                    <a:xfrm>
+                      <a:off x="0" y="0"/>
+                      <a:ext cx="4889500" cy="3536315"/>
+                    </a:xfrm>
+                    <a:prstGeom prst="rect">
+                      <a:avLst/>
+                    </a:prstGeom>
+                    <a:noFill/>
+                  </pic:spPr>
+                </pic:pic>
+              </a:graphicData>
+            </a:graphic>
+          </wp:inline>
+        </w:drawing>
+      </w:r>
+    </w:p>
+    <w:p>
+      <w:pPr>
+        <w:pStyle w:val="img1"/>
+        <w:rPr/>
+      </w:pPr>
+      <w:r>
+        <w:rPr/>
+        <w:t>Рисунок 1.1 — Головна сторінка</w:t>
+      </w:r>
+    </w:p>
+    <w:p>
+      <w:pPr>
+        <w:pStyle w:val="p1"/>
+        <w:rPr/>
+      </w:pPr>
+      <w:r>
+        <w:rPr/>
+      </w:r>
+    </w:p>
+    <w:p>
+      <w:pPr>
+        <w:pStyle w:val="img1"/>
+        <w:rPr/>
+      </w:pPr>
+      <w:r>
+        <w:rPr/>
+        <w:drawing>
+          <wp:inline distT="0" distB="0" distL="0" distR="0">
+            <wp:extent cx="5760085" cy="5094605"/>
+            <wp:effectExtent l="0" t="0" r="0" b="0"/>
+            <wp:docPr id="2" name="Зображення2"/>
+            <wp:cNvGraphicFramePr>
+              <a:graphicFrameLocks xmlns:a="http://schemas.openxmlformats.org/drawingml/2006/main" noChangeAspect="1"/>
+            </wp:cNvGraphicFramePr>
+            <a:graphic xmlns:a="http://schemas.openxmlformats.org/drawingml/2006/main">
+              <a:graphicData uri="http://schemas.openxmlformats.org/drawingml/2006/picture">
+                <pic:pic xmlns:pic="http://schemas.openxmlformats.org/drawingml/2006/picture">
+                  <pic:nvPicPr>
+                    <pic:cNvPr id="2" name="Зображення2"/>
+                    <pic:cNvPicPr>
+                      <a:picLocks noChangeAspect="1" noChangeArrowheads="1"/>
+                    </pic:cNvPicPr>
+                  </pic:nvPicPr>
+                  <pic:blipFill>
+                    <a:blip r:embed="rId3"/>
+                    <a:srcRect l="0" t="0" r="0" b="26635"/>
+                    <a:stretch>
+                      <a:fillRect/>
+                    </a:stretch>
+                  </pic:blipFill>
+                  <pic:spPr bwMode="auto">
+                    <a:xfrm>
+                      <a:off x="0" y="0"/>
+                      <a:ext cx="5760085" cy="5094605"/>
+                    </a:xfrm>
+                    <a:prstGeom prst="rect">
+                      <a:avLst/>
+                    </a:prstGeom>
+                    <a:noFill/>
+                  </pic:spPr>
+                </pic:pic>
+              </a:graphicData>
+            </a:graphic>
+          </wp:inline>
+        </w:drawing>
+      </w:r>
+    </w:p>
+    <w:p>
+      <w:pPr>
+        <w:pStyle w:val="img1"/>
+        <w:rPr/>
+      </w:pPr>
+      <w:r>
+        <w:rPr/>
+        <w:t>Рисунок 1.2 — Сторінка пошуку</w:t>
+      </w:r>
+    </w:p>
+    <w:p>
+      <w:pPr>
+        <w:pStyle w:val="p1"/>
+        <w:rPr/>
+      </w:pPr>
+      <w:r>
+        <w:rPr/>
+      </w:r>
+    </w:p>
+    <w:p>
+      <w:pPr>
+        <w:pStyle w:val="h21"/>
+        <w:rPr/>
+      </w:pPr>
+      <w:r>
+        <w:rPr/>
+        <w:t>Коди програм</w:t>
+      </w:r>
+    </w:p>
+    <w:p>
+      <w:pPr>
+        <w:pStyle w:val="h31"/>
+        <w:rPr/>
+      </w:pPr>
+      <w:r>
+        <w:rPr/>
+        <w:t>backend/urls.py</w:t>
+      </w:r>
+    </w:p>
+    <w:p>
+      <w:pPr>
+        <w:pStyle w:val="p1"/>
+        <w:rPr>
+          <w:lang w:val="en-US"/>
+        </w:rPr>
+      </w:pPr>
+      <w:r>
+        <w:rPr>
+          <w:lang w:val="en-US"/>
+        </w:rPr>
+      </w:r>
+    </w:p>
+    <w:p>
+      <w:pPr>
+        <w:pStyle w:val="code1"/>
+        <w:rPr>
+          <w:color w:val="auto"/>
+        </w:rPr>
+      </w:pPr>
+      <w:r>
+        <w:rPr>
+          <w:color w:val="auto"/>
+        </w:rPr>
+        <w:t>from django.contrib import admin</w:t>
+      </w:r>
+    </w:p>
+    <w:p>
+      <w:pPr>
+        <w:pStyle w:val="code1"/>
+        <w:rPr>
+          <w:color w:val="auto"/>
+        </w:rPr>
+      </w:pPr>
+      <w:r>
+        <w:rPr>
+          <w:color w:val="auto"/>
+        </w:rPr>
+        <w:t>from django.urls import include, path</w:t>
+      </w:r>
+    </w:p>
+    <w:p>
+      <w:pPr>
+        <w:pStyle w:val="code1"/>
+        <w:rPr>
+          <w:color w:val="auto"/>
+        </w:rPr>
+      </w:pPr>
+      <w:r>
+        <w:rPr>
+          <w:color w:val="auto"/>
+        </w:rPr>
+      </w:r>
+    </w:p>
+    <w:p>
+      <w:pPr>
+        <w:pStyle w:val="code1"/>
+        <w:rPr>
+          <w:color w:val="auto"/>
+        </w:rPr>
+      </w:pPr>
+      <w:r>
+        <w:rPr>
+          <w:color w:val="auto"/>
+        </w:rPr>
+        <w:t>urlpatterns = [path("app/", include("frontend.urls")), path("admin/", admin.site.urls)]</w:t>
+      </w:r>
+    </w:p>
+    <w:p>
+      <w:pPr>
+        <w:pStyle w:val="code1"/>
+        <w:rPr>
+          <w:color w:val="auto"/>
+        </w:rPr>
+      </w:pPr>
+      <w:r>
+        <w:rPr>
+          <w:color w:val="auto"/>
+        </w:rPr>
+      </w:r>
+    </w:p>
+    <w:p>
+      <w:pPr>
+        <w:pStyle w:val="h31"/>
+        <w:rPr/>
+      </w:pPr>
+      <w:r>
+        <w:rPr/>
+        <w:t>frontend/templates/base.html</w:t>
+      </w:r>
+    </w:p>
+    <w:p>
+      <w:pPr>
+        <w:pStyle w:val="code1"/>
+        <w:rPr>
+          <w:color w:val="auto"/>
+        </w:rPr>
+      </w:pPr>
+      <w:r>
+        <w:rPr>
+          <w:color w:val="auto"/>
+        </w:rPr>
+      </w:r>
+    </w:p>
+    <w:p>
+      <w:pPr>
+        <w:pStyle w:val="code1"/>
+        <w:rPr/>
+      </w:pPr>
+      <w:r>
+        <w:rPr/>
+        <w:t>&lt;!DOCTYPE html&gt;</w:t>
+      </w:r>
+    </w:p>
+    <w:p>
+      <w:pPr>
+        <w:pStyle w:val="code1"/>
+        <w:rPr/>
+      </w:pPr>
+      <w:r>
+        <w:rPr/>
+        <w:t>&lt;html lang="uk"&gt;</w:t>
+      </w:r>
+    </w:p>
+    <w:p>
+      <w:pPr>
+        <w:pStyle w:val="code1"/>
+        <w:rPr/>
+      </w:pPr>
+      <w:r>
+        <w:rPr/>
+        <w:t xml:space="preserve">  </w:t>
+      </w:r>
+      <w:r>
+        <w:rPr/>
+        <w:t>&lt;head&gt;</w:t>
+      </w:r>
+    </w:p>
+    <w:p>
+      <w:pPr>
+        <w:pStyle w:val="code1"/>
+        <w:rPr/>
+      </w:pPr>
+      <w:r>
+        <w:rPr/>
+        <w:t xml:space="preserve">    </w:t>
+      </w:r>
+      <w:r>
+        <w:rPr/>
+        <w:t>&lt;meta charset="UTF-8" /&gt;</w:t>
+      </w:r>
+    </w:p>
+    <w:p>
+      <w:pPr>
+        <w:pStyle w:val="code1"/>
+        <w:rPr/>
+      </w:pPr>
+      <w:r>
+        <w:rPr/>
+        <w:t xml:space="preserve">    </w:t>
+      </w:r>
+      <w:r>
+        <w:rPr/>
+        <w:t>&lt;meta name="viewport" content="width=device-width, initial-scale=1.0" /&gt;</w:t>
+      </w:r>
+    </w:p>
+    <w:p>
+      <w:pPr>
+        <w:pStyle w:val="code1"/>
+        <w:rPr/>
+      </w:pPr>
+      <w:r>
+        <w:rPr/>
+        <w:t xml:space="preserve">    </w:t>
+      </w:r>
+      <w:r>
+        <w:rPr/>
+        <w:t>&lt;title&gt;{% block title %}Біблійний пошук{% endblock %}&lt;/title&gt;</w:t>
+      </w:r>
+    </w:p>
+    <w:p>
+      <w:pPr>
+        <w:pStyle w:val="code1"/>
+        <w:rPr/>
+      </w:pPr>
+      <w:r>
+        <w:rPr/>
+      </w:r>
+    </w:p>
+    <w:p>
+      <w:pPr>
+        <w:pStyle w:val="code1"/>
+        <w:rPr/>
+      </w:pPr>
+      <w:r>
+        <w:rPr/>
+        <w:t xml:space="preserve">    </w:t>
+      </w:r>
+      <w:r>
+        <w:rPr/>
+        <w:t>&lt;link</w:t>
+      </w:r>
+    </w:p>
+    <w:p>
+      <w:pPr>
+        <w:pStyle w:val="code1"/>
+        <w:rPr/>
+      </w:pPr>
+      <w:r>
+        <w:rPr/>
+        <w:t xml:space="preserve">      </w:t>
+      </w:r>
+      <w:r>
+        <w:rPr/>
+        <w:t>href="https://cdn.jsdelivr.net/npm/daisyui@5"</w:t>
+      </w:r>
+    </w:p>
+    <w:p>
+      <w:pPr>
+        <w:pStyle w:val="code1"/>
+        <w:rPr/>
+      </w:pPr>
+      <w:r>
+        <w:rPr/>
+        <w:t xml:space="preserve">      </w:t>
+      </w:r>
+      <w:r>
+        <w:rPr/>
+        <w:t>rel="stylesheet"</w:t>
+      </w:r>
+    </w:p>
+    <w:p>
+      <w:pPr>
+        <w:pStyle w:val="code1"/>
+        <w:rPr/>
+      </w:pPr>
+      <w:r>
+        <w:rPr/>
+        <w:t xml:space="preserve">      </w:t>
+      </w:r>
+      <w:r>
+        <w:rPr/>
+        <w:t>type="text/css"</w:t>
+      </w:r>
+    </w:p>
+    <w:p>
+      <w:pPr>
+        <w:pStyle w:val="code1"/>
+        <w:rPr/>
+      </w:pPr>
+      <w:r>
+        <w:rPr/>
+        <w:t xml:space="preserve">    </w:t>
+      </w:r>
+      <w:r>
+        <w:rPr/>
+        <w:t>/&gt;</w:t>
+      </w:r>
+    </w:p>
+    <w:p>
+      <w:pPr>
+        <w:pStyle w:val="code1"/>
+        <w:rPr/>
+      </w:pPr>
+      <w:r>
+        <w:rPr/>
+        <w:t xml:space="preserve">    </w:t>
+      </w:r>
+      <w:r>
+        <w:rPr/>
+        <w:t>&lt;script src="https://cdn.jsdelivr.net/npm/@tailwindcss/browser@4"&gt;&lt;/script&gt;</w:t>
+      </w:r>
+    </w:p>
+    <w:p>
+      <w:pPr>
+        <w:pStyle w:val="code1"/>
+        <w:rPr/>
+      </w:pPr>
+      <w:r>
+        <w:rPr/>
+        <w:t xml:space="preserve">  </w:t>
+      </w:r>
+      <w:r>
+        <w:rPr/>
+        <w:t>&lt;/head&gt;</w:t>
+      </w:r>
+    </w:p>
+    <w:p>
+      <w:pPr>
+        <w:pStyle w:val="code1"/>
+        <w:rPr/>
+      </w:pPr>
+      <w:r>
+        <w:rPr/>
+        <w:t xml:space="preserve">  </w:t>
+      </w:r>
+      <w:r>
+        <w:rPr/>
+        <w:t>&lt;body&gt;</w:t>
+      </w:r>
+    </w:p>
+    <w:p>
+      <w:pPr>
+        <w:pStyle w:val="code1"/>
+        <w:rPr/>
+      </w:pPr>
+      <w:r>
+        <w:rPr/>
+        <w:t xml:space="preserve">    </w:t>
+      </w:r>
+      <w:r>
+        <w:rPr/>
+        <w:t>&lt;main class="max-w-3xl mx-auto p-3"&gt;</w:t>
+      </w:r>
+    </w:p>
+    <w:p>
+      <w:pPr>
+        <w:pStyle w:val="code1"/>
+        <w:rPr/>
+      </w:pPr>
+      <w:r>
+        <w:rPr/>
+        <w:t xml:space="preserve">      </w:t>
+      </w:r>
+      <w:r>
+        <w:rPr/>
+        <w:t>{% block content %} {% endblock %}</w:t>
+      </w:r>
+    </w:p>
+    <w:p>
+      <w:pPr>
+        <w:pStyle w:val="code1"/>
+        <w:rPr/>
+      </w:pPr>
+      <w:r>
+        <w:rPr/>
+        <w:t xml:space="preserve">    </w:t>
+      </w:r>
+      <w:r>
+        <w:rPr/>
+        <w:t>&lt;/main&gt;</w:t>
+      </w:r>
+    </w:p>
+    <w:p>
+      <w:pPr>
+        <w:pStyle w:val="code1"/>
+        <w:rPr/>
+      </w:pPr>
+      <w:r>
+        <w:rPr/>
+        <w:t xml:space="preserve">  </w:t>
+      </w:r>
+      <w:r>
+        <w:rPr/>
+        <w:t>&lt;/body&gt;</w:t>
+      </w:r>
+    </w:p>
+    <w:p>
+      <w:pPr>
+        <w:pStyle w:val="code1"/>
+        <w:rPr/>
+      </w:pPr>
+      <w:r>
+        <w:rPr/>
+        <w:t>&lt;/html&gt;</w:t>
+      </w:r>
+    </w:p>
+    <w:p>
+      <w:pPr>
+        <w:pStyle w:val="p1"/>
+        <w:rPr/>
+      </w:pPr>
+      <w:r>
+        <w:rPr/>
+      </w:r>
+    </w:p>
+    <w:p>
+      <w:pPr>
+        <w:pStyle w:val="h31"/>
+        <w:rPr/>
+      </w:pPr>
+      <w:r>
+        <w:rPr/>
+        <w:t>frontend/templates/index.html</w:t>
+      </w:r>
+    </w:p>
+    <w:p>
+      <w:pPr>
+        <w:pStyle w:val="p1"/>
+        <w:rPr>
+          <w:lang w:val="en-US"/>
+        </w:rPr>
+      </w:pPr>
+      <w:r>
+        <w:rPr>
+          <w:lang w:val="en-US"/>
+        </w:rPr>
+      </w:r>
+    </w:p>
+    <w:p>
+      <w:pPr>
+        <w:pStyle w:val="code1"/>
+        <w:rPr/>
+      </w:pPr>
+      <w:r>
+        <w:rPr/>
+        <w:t>{% extends "base.html" %}</w:t>
+      </w:r>
+    </w:p>
+    <w:p>
+      <w:pPr>
+        <w:pStyle w:val="code1"/>
+        <w:rPr/>
+      </w:pPr>
+      <w:r>
+        <w:rPr/>
+        <w:t>{% block title %}Біблійний пошук{% endblock %}</w:t>
+      </w:r>
+    </w:p>
+    <w:p>
+      <w:pPr>
+        <w:pStyle w:val="code1"/>
+        <w:rPr/>
+      </w:pPr>
+      <w:r>
+        <w:rPr/>
+        <w:t>{% block content %}</w:t>
+      </w:r>
+    </w:p>
+    <w:p>
+      <w:pPr>
+        <w:pStyle w:val="code1"/>
+        <w:rPr/>
+      </w:pPr>
+      <w:r>
+        <w:rPr/>
+        <w:t>&lt;h1 class="text-xl py-4 font-medium"&gt;Біблійний пошук&lt;/h1&gt;</w:t>
+      </w:r>
+    </w:p>
+    <w:p>
+      <w:pPr>
+        <w:pStyle w:val="code1"/>
+        <w:rPr/>
+      </w:pPr>
+      <w:r>
+        <w:rPr/>
+        <w:t>&lt;form action="{% url "index" %}" method="POST"&gt;</w:t>
+      </w:r>
+    </w:p>
+    <w:p>
+      <w:pPr>
+        <w:pStyle w:val="code1"/>
+        <w:rPr/>
+      </w:pPr>
+      <w:r>
+        <w:rPr/>
+        <w:t xml:space="preserve">    </w:t>
+      </w:r>
+      <w:r>
+        <w:rPr/>
+        <w:t>{% csrf_token %}</w:t>
+      </w:r>
+    </w:p>
+    <w:p>
+      <w:pPr>
+        <w:pStyle w:val="code1"/>
+        <w:rPr/>
+      </w:pPr>
+      <w:r>
+        <w:rPr/>
+        <w:t xml:space="preserve">    </w:t>
+      </w:r>
+      <w:r>
+        <w:rPr/>
+        <w:t>&lt;input type="text" id="search" name="search" placeholder="Search here..." class="input w-full" /&gt;</w:t>
+      </w:r>
+    </w:p>
+    <w:p>
+      <w:pPr>
+        <w:pStyle w:val="code1"/>
+        <w:rPr/>
+      </w:pPr>
+      <w:r>
+        <w:rPr/>
+        <w:t>&lt;/form&gt;</w:t>
+      </w:r>
+    </w:p>
+    <w:p>
+      <w:pPr>
+        <w:pStyle w:val="code1"/>
+        <w:rPr/>
+      </w:pPr>
+      <w:r>
+        <w:rPr/>
+        <w:t>&lt;span class="divider"&gt;&lt;/span&gt;</w:t>
+      </w:r>
+    </w:p>
+    <w:p>
+      <w:pPr>
+        <w:pStyle w:val="code1"/>
+        <w:rPr/>
+      </w:pPr>
+      <w:r>
+        <w:rPr/>
+        <w:t>&lt;h2 class="text-lg italic py-2"&gt;Попередні пошуки&lt;/h2&gt;</w:t>
+      </w:r>
+    </w:p>
+    <w:p>
+      <w:pPr>
+        <w:pStyle w:val="code1"/>
+        <w:rPr/>
+      </w:pPr>
+      <w:r>
+        <w:rPr/>
+        <w:t>&lt;ul class="list"&gt;</w:t>
+      </w:r>
+    </w:p>
+    <w:p>
+      <w:pPr>
+        <w:pStyle w:val="code1"/>
+        <w:rPr/>
+      </w:pPr>
+      <w:r>
+        <w:rPr/>
+        <w:t>{% for item in history %}</w:t>
+      </w:r>
+    </w:p>
+    <w:p>
+      <w:pPr>
+        <w:pStyle w:val="code1"/>
+        <w:rPr/>
+      </w:pPr>
+      <w:r>
+        <w:rPr/>
+        <w:t xml:space="preserve">    </w:t>
+      </w:r>
+      <w:r>
+        <w:rPr/>
+        <w:t xml:space="preserve">&lt;li </w:t>
+      </w:r>
+    </w:p>
+    <w:p>
+      <w:pPr>
+        <w:pStyle w:val="code1"/>
+        <w:rPr/>
+      </w:pPr>
+      <w:r>
+        <w:rPr/>
+        <w:t xml:space="preserve">        </w:t>
+      </w:r>
+      <w:r>
+        <w:rPr/>
+        <w:t xml:space="preserve">class="list-row shadow-md" </w:t>
+      </w:r>
+    </w:p>
+    <w:p>
+      <w:pPr>
+        <w:pStyle w:val="code1"/>
+        <w:rPr/>
+      </w:pPr>
+      <w:r>
+        <w:rPr/>
+        <w:t xml:space="preserve">        </w:t>
+      </w:r>
+      <w:r>
+        <w:rPr/>
+        <w:t>onclick="navigator.clipboard.writeText('{{ item.text|escapejs }}')"</w:t>
+      </w:r>
+    </w:p>
+    <w:p>
+      <w:pPr>
+        <w:pStyle w:val="code1"/>
+        <w:rPr/>
+      </w:pPr>
+      <w:r>
+        <w:rPr/>
+        <w:t xml:space="preserve">    </w:t>
+      </w:r>
+      <w:r>
+        <w:rPr/>
+        <w:t>&gt;</w:t>
+      </w:r>
+    </w:p>
+    <w:p>
+      <w:pPr>
+        <w:pStyle w:val="code1"/>
+        <w:rPr/>
+      </w:pPr>
+      <w:r>
+        <w:rPr/>
+        <w:t xml:space="preserve">        </w:t>
+      </w:r>
+      <w:r>
+        <w:rPr/>
+        <w:t>{{ item.text }}</w:t>
+      </w:r>
+    </w:p>
+    <w:p>
+      <w:pPr>
+        <w:pStyle w:val="code1"/>
+        <w:rPr/>
+      </w:pPr>
+      <w:r>
+        <w:rPr/>
+        <w:t xml:space="preserve">    </w:t>
+      </w:r>
+      <w:r>
+        <w:rPr/>
+        <w:t>&lt;/li&gt;</w:t>
+      </w:r>
+    </w:p>
+    <w:p>
+      <w:pPr>
+        <w:pStyle w:val="code1"/>
+        <w:rPr/>
+      </w:pPr>
+      <w:r>
+        <w:rPr/>
+        <w:t>{% endfor %}</w:t>
+      </w:r>
+    </w:p>
+    <w:p>
+      <w:pPr>
+        <w:pStyle w:val="code1"/>
+        <w:rPr/>
+      </w:pPr>
+      <w:r>
+        <w:rPr/>
+        <w:t>&lt;/ul&gt;</w:t>
+      </w:r>
+    </w:p>
+    <w:p>
+      <w:pPr>
+        <w:pStyle w:val="code1"/>
+        <w:rPr/>
+      </w:pPr>
+      <w:r>
+        <w:rPr/>
+        <w:t>{% endblock %}</w:t>
+      </w:r>
+    </w:p>
+    <w:p>
+      <w:pPr>
+        <w:pStyle w:val="p1"/>
+        <w:rPr/>
+      </w:pPr>
+      <w:r>
+        <w:rPr/>
+      </w:r>
+    </w:p>
+    <w:p>
+      <w:pPr>
+        <w:pStyle w:val="h31"/>
+        <w:rPr/>
+      </w:pPr>
+      <w:r>
+        <w:rPr/>
+        <w:t>frontend/templates/verses.html</w:t>
+      </w:r>
+    </w:p>
+    <w:p>
+      <w:pPr>
+        <w:pStyle w:val="p1"/>
+        <w:rPr>
+          <w:lang w:val="en-US"/>
+        </w:rPr>
+      </w:pPr>
+      <w:r>
+        <w:rPr>
+          <w:lang w:val="en-US"/>
+        </w:rPr>
+      </w:r>
+    </w:p>
+    <w:p>
+      <w:pPr>
+        <w:pStyle w:val="code1"/>
+        <w:rPr/>
+      </w:pPr>
+      <w:r>
+        <w:rPr/>
+        <w:t>{% extends "base.html" %}</w:t>
+      </w:r>
+    </w:p>
+    <w:p>
+      <w:pPr>
+        <w:pStyle w:val="code1"/>
+        <w:rPr/>
+      </w:pPr>
+      <w:r>
+        <w:rPr/>
+        <w:t>{% block title %}Результати для "{{ request}}"{%endblock %}</w:t>
+      </w:r>
+    </w:p>
+    <w:p>
+      <w:pPr>
+        <w:pStyle w:val="code1"/>
+        <w:rPr/>
+      </w:pPr>
+      <w:r>
+        <w:rPr/>
+        <w:t>{% block content %}</w:t>
+      </w:r>
+    </w:p>
+    <w:p>
+      <w:pPr>
+        <w:pStyle w:val="code1"/>
+        <w:rPr/>
+      </w:pPr>
+      <w:r>
+        <w:rPr/>
+        <w:t>&lt;h1 class="text-xl py-4 font-medium"&gt;&lt;a href="{% url "index" %}"&gt;Біблійний пошук&lt;/a&gt;&lt;/h1&gt;</w:t>
+      </w:r>
+    </w:p>
+    <w:p>
+      <w:pPr>
+        <w:pStyle w:val="code1"/>
+        <w:rPr/>
+      </w:pPr>
+      <w:r>
+        <w:rPr/>
+        <w:t>&lt;h2 class="text-lg italic"&gt;Пошук для запиту: {{ request|capfirst }}&lt;/h2&gt;</w:t>
+      </w:r>
+    </w:p>
+    <w:p>
+      <w:pPr>
+        <w:pStyle w:val="code1"/>
+        <w:rPr/>
+      </w:pPr>
+      <w:r>
+        <w:rPr/>
+        <w:t>&lt;span class="divider"&gt;&lt;/span&gt;</w:t>
+      </w:r>
+    </w:p>
+    <w:p>
+      <w:pPr>
+        <w:pStyle w:val="code1"/>
+        <w:rPr/>
+      </w:pPr>
+      <w:r>
+        <w:rPr/>
+        <w:t>&lt;section class="flex flex-col gap-3"&gt;</w:t>
+      </w:r>
+    </w:p>
+    <w:p>
+      <w:pPr>
+        <w:pStyle w:val="code1"/>
+        <w:rPr/>
+      </w:pPr>
+      <w:r>
+        <w:rPr/>
+        <w:t xml:space="preserve">  </w:t>
+      </w:r>
+      <w:r>
+        <w:rPr/>
+        <w:t>{% for verse in verses %}</w:t>
+      </w:r>
+    </w:p>
+    <w:p>
+      <w:pPr>
+        <w:pStyle w:val="code1"/>
+        <w:rPr/>
+      </w:pPr>
+      <w:r>
+        <w:rPr/>
+        <w:t xml:space="preserve">  </w:t>
+      </w:r>
+      <w:r>
+        <w:rPr/>
+        <w:t>&lt;div class="card shadow-sm"&gt;</w:t>
+      </w:r>
+    </w:p>
+    <w:p>
+      <w:pPr>
+        <w:pStyle w:val="code1"/>
+        <w:rPr/>
+      </w:pPr>
+      <w:r>
+        <w:rPr/>
+        <w:t xml:space="preserve">    </w:t>
+      </w:r>
+      <w:r>
+        <w:rPr/>
+        <w:t>&lt;p class="card-body inline"&gt;{{ verse.text|safe }}&lt;/p&gt;</w:t>
+      </w:r>
+    </w:p>
+    <w:p>
+      <w:pPr>
+        <w:pStyle w:val="code1"/>
+        <w:rPr/>
+      </w:pPr>
+      <w:r>
+        <w:rPr/>
+        <w:t xml:space="preserve">    </w:t>
+      </w:r>
+      <w:r>
+        <w:rPr/>
+        <w:t>&lt;cite class='self-end px-2 py-1 text-sm'&gt;{{ verse.reference }}&lt;/cite&gt;</w:t>
+      </w:r>
+    </w:p>
+    <w:p>
+      <w:pPr>
+        <w:pStyle w:val="code1"/>
+        <w:rPr/>
+      </w:pPr>
+      <w:r>
+        <w:rPr/>
+        <w:t xml:space="preserve">  </w:t>
+      </w:r>
+      <w:r>
+        <w:rPr/>
+        <w:t>&lt;/div&gt;</w:t>
+      </w:r>
+    </w:p>
+    <w:p>
+      <w:pPr>
+        <w:pStyle w:val="code1"/>
+        <w:rPr/>
+      </w:pPr>
+      <w:r>
+        <w:rPr/>
+        <w:t xml:space="preserve">  </w:t>
+      </w:r>
+      <w:r>
+        <w:rPr/>
+        <w:t>{% endfor %}</w:t>
+      </w:r>
+    </w:p>
+    <w:p>
+      <w:pPr>
+        <w:pStyle w:val="code1"/>
+        <w:rPr/>
+      </w:pPr>
+      <w:r>
+        <w:rPr/>
+        <w:t>&lt;/section&gt;</w:t>
+      </w:r>
+    </w:p>
+    <w:p>
+      <w:pPr>
+        <w:pStyle w:val="code1"/>
+        <w:rPr/>
+      </w:pPr>
+      <w:r>
+        <w:rPr/>
+        <w:t>{% endblock %}</w:t>
+      </w:r>
+    </w:p>
+    <w:p>
+      <w:pPr>
+        <w:pStyle w:val="p1"/>
+        <w:rPr/>
+      </w:pPr>
+      <w:r>
+        <w:rPr/>
+      </w:r>
+    </w:p>
+    <w:p>
+      <w:pPr>
+        <w:pStyle w:val="h31"/>
+        <w:rPr/>
+      </w:pPr>
+      <w:r>
+        <w:rPr/>
+        <w:t>frontend/consts.py</w:t>
+      </w:r>
+    </w:p>
+    <w:p>
+      <w:pPr>
+        <w:pStyle w:val="p1"/>
+        <w:rPr>
+          <w:lang w:val="en-US"/>
+        </w:rPr>
+      </w:pPr>
+      <w:r>
+        <w:rPr>
+          <w:lang w:val="en-US"/>
+        </w:rPr>
+      </w:r>
+    </w:p>
+    <w:p>
+      <w:pPr>
+        <w:pStyle w:val="code1"/>
+        <w:rPr/>
+      </w:pPr>
+      <w:r>
+        <w:rPr/>
+        <w:t>BIBLE_BOOK_NUMBER_TO_HOMENKO_BIBLE_NAME = {</w:t>
+      </w:r>
+    </w:p>
+    <w:p>
+      <w:pPr>
+        <w:pStyle w:val="code1"/>
+        <w:rPr/>
+      </w:pPr>
+      <w:r>
+        <w:rPr/>
+        <w:t xml:space="preserve">    </w:t>
+      </w:r>
+      <w:r>
+        <w:rPr/>
+        <w:t>1: "Буття",</w:t>
+      </w:r>
+    </w:p>
+    <w:p>
+      <w:pPr>
+        <w:pStyle w:val="code1"/>
+        <w:rPr/>
+      </w:pPr>
+      <w:r>
+        <w:rPr/>
+        <w:t xml:space="preserve">    </w:t>
+      </w:r>
+      <w:r>
+        <w:rPr/>
+        <w:t>2: "Вихід",</w:t>
+      </w:r>
+    </w:p>
+    <w:p>
+      <w:pPr>
+        <w:pStyle w:val="code1"/>
+        <w:rPr/>
+      </w:pPr>
+      <w:r>
+        <w:rPr/>
+        <w:t xml:space="preserve">    </w:t>
+      </w:r>
+      <w:r>
+        <w:rPr/>
+        <w:t>3: "Левит",</w:t>
+      </w:r>
+    </w:p>
+    <w:p>
+      <w:pPr>
+        <w:pStyle w:val="code1"/>
+        <w:rPr/>
+      </w:pPr>
+      <w:r>
+        <w:rPr/>
+        <w:t xml:space="preserve">    </w:t>
+      </w:r>
+      <w:r>
+        <w:rPr/>
+        <w:t>4: "Числа",</w:t>
+      </w:r>
+    </w:p>
+    <w:p>
+      <w:pPr>
+        <w:pStyle w:val="code1"/>
+        <w:rPr/>
+      </w:pPr>
+      <w:r>
+        <w:rPr/>
+        <w:t xml:space="preserve">    </w:t>
+      </w:r>
+      <w:r>
+        <w:rPr/>
+        <w:t>5: "Второзаконня",</w:t>
+      </w:r>
+    </w:p>
+    <w:p>
+      <w:pPr>
+        <w:pStyle w:val="code1"/>
+        <w:rPr/>
+      </w:pPr>
+      <w:r>
+        <w:rPr/>
+        <w:t xml:space="preserve">    </w:t>
+      </w:r>
+      <w:r>
+        <w:rPr/>
+        <w:t>6: "Iсус Навин",</w:t>
+      </w:r>
+    </w:p>
+    <w:p>
+      <w:pPr>
+        <w:pStyle w:val="code1"/>
+        <w:rPr/>
+      </w:pPr>
+      <w:r>
+        <w:rPr/>
+        <w:t xml:space="preserve">    </w:t>
+      </w:r>
+      <w:r>
+        <w:rPr/>
+        <w:t>7: "Судді",</w:t>
+      </w:r>
+    </w:p>
+    <w:p>
+      <w:pPr>
+        <w:pStyle w:val="code1"/>
+        <w:rPr/>
+      </w:pPr>
+      <w:r>
+        <w:rPr/>
+        <w:t xml:space="preserve">    </w:t>
+      </w:r>
+      <w:r>
+        <w:rPr/>
+        <w:t>8: "Рут",</w:t>
+      </w:r>
+    </w:p>
+    <w:p>
+      <w:pPr>
+        <w:pStyle w:val="code1"/>
+        <w:rPr/>
+      </w:pPr>
+      <w:r>
+        <w:rPr/>
+        <w:t xml:space="preserve">    </w:t>
+      </w:r>
+      <w:r>
+        <w:rPr/>
+        <w:t>9: "I Самуїл",</w:t>
+      </w:r>
+    </w:p>
+    <w:p>
+      <w:pPr>
+        <w:pStyle w:val="code1"/>
+        <w:rPr/>
+      </w:pPr>
+      <w:r>
+        <w:rPr/>
+        <w:t xml:space="preserve">    </w:t>
+      </w:r>
+      <w:r>
+        <w:rPr/>
+        <w:t>10: "II Самуїл",</w:t>
+      </w:r>
+    </w:p>
+    <w:p>
+      <w:pPr>
+        <w:pStyle w:val="code1"/>
+        <w:rPr/>
+      </w:pPr>
+      <w:r>
+        <w:rPr/>
+        <w:t xml:space="preserve">    </w:t>
+      </w:r>
+      <w:r>
+        <w:rPr/>
+        <w:t>11: "I Царі",</w:t>
+      </w:r>
+    </w:p>
+    <w:p>
+      <w:pPr>
+        <w:pStyle w:val="code1"/>
+        <w:rPr/>
+      </w:pPr>
+      <w:r>
+        <w:rPr/>
+        <w:t xml:space="preserve">    </w:t>
+      </w:r>
+      <w:r>
+        <w:rPr/>
+        <w:t>12: "II Царі",</w:t>
+      </w:r>
+    </w:p>
+    <w:p>
+      <w:pPr>
+        <w:pStyle w:val="code1"/>
+        <w:rPr/>
+      </w:pPr>
+      <w:r>
+        <w:rPr/>
+        <w:t xml:space="preserve">    </w:t>
+      </w:r>
+      <w:r>
+        <w:rPr/>
+        <w:t>13: "I Хроніка",</w:t>
+      </w:r>
+    </w:p>
+    <w:p>
+      <w:pPr>
+        <w:pStyle w:val="code1"/>
+        <w:rPr/>
+      </w:pPr>
+      <w:r>
+        <w:rPr/>
+        <w:t xml:space="preserve">    </w:t>
+      </w:r>
+      <w:r>
+        <w:rPr/>
+        <w:t>14: "II Хроніка",</w:t>
+      </w:r>
+    </w:p>
+    <w:p>
+      <w:pPr>
+        <w:pStyle w:val="code1"/>
+        <w:rPr/>
+      </w:pPr>
+      <w:r>
+        <w:rPr/>
+        <w:t xml:space="preserve">    </w:t>
+      </w:r>
+      <w:r>
+        <w:rPr/>
+        <w:t>15: "Ездра",</w:t>
+      </w:r>
+    </w:p>
+    <w:p>
+      <w:pPr>
+        <w:pStyle w:val="code1"/>
+        <w:rPr/>
+      </w:pPr>
+      <w:r>
+        <w:rPr/>
+        <w:t xml:space="preserve">    </w:t>
+      </w:r>
+      <w:r>
+        <w:rPr/>
+        <w:t>16: "Неємія",</w:t>
+      </w:r>
+    </w:p>
+    <w:p>
+      <w:pPr>
+        <w:pStyle w:val="code1"/>
+        <w:rPr/>
+      </w:pPr>
+      <w:r>
+        <w:rPr/>
+        <w:t xml:space="preserve">    </w:t>
+      </w:r>
+      <w:r>
+        <w:rPr/>
+        <w:t>17: "Естера",</w:t>
+      </w:r>
+    </w:p>
+    <w:p>
+      <w:pPr>
+        <w:pStyle w:val="code1"/>
+        <w:rPr/>
+      </w:pPr>
+      <w:r>
+        <w:rPr/>
+        <w:t xml:space="preserve">    </w:t>
+      </w:r>
+      <w:r>
+        <w:rPr/>
+        <w:t>18: "Іов",</w:t>
+      </w:r>
+    </w:p>
+    <w:p>
+      <w:pPr>
+        <w:pStyle w:val="code1"/>
+        <w:rPr/>
+      </w:pPr>
+      <w:r>
+        <w:rPr/>
+        <w:t xml:space="preserve">    </w:t>
+      </w:r>
+      <w:r>
+        <w:rPr/>
+        <w:t>19: "Псалми",</w:t>
+      </w:r>
+    </w:p>
+    <w:p>
+      <w:pPr>
+        <w:pStyle w:val="code1"/>
+        <w:rPr/>
+      </w:pPr>
+      <w:r>
+        <w:rPr/>
+        <w:t xml:space="preserve">    </w:t>
+      </w:r>
+      <w:r>
+        <w:rPr/>
+        <w:t>20: "Приповідки",</w:t>
+      </w:r>
+    </w:p>
+    <w:p>
+      <w:pPr>
+        <w:pStyle w:val="code1"/>
+        <w:rPr/>
+      </w:pPr>
+      <w:r>
+        <w:rPr/>
+        <w:t xml:space="preserve">    </w:t>
+      </w:r>
+      <w:r>
+        <w:rPr/>
+        <w:t>21: "Проповідник",</w:t>
+      </w:r>
+    </w:p>
+    <w:p>
+      <w:pPr>
+        <w:pStyle w:val="code1"/>
+        <w:rPr/>
+      </w:pPr>
+      <w:r>
+        <w:rPr/>
+        <w:t xml:space="preserve">    </w:t>
+      </w:r>
+      <w:r>
+        <w:rPr/>
+        <w:t>22: "Пісня пісень",</w:t>
+      </w:r>
+    </w:p>
+    <w:p>
+      <w:pPr>
+        <w:pStyle w:val="code1"/>
+        <w:rPr/>
+      </w:pPr>
+      <w:r>
+        <w:rPr/>
+        <w:t xml:space="preserve">    </w:t>
+      </w:r>
+      <w:r>
+        <w:rPr/>
+        <w:t>23: "Ісая",</w:t>
+      </w:r>
+    </w:p>
+    <w:p>
+      <w:pPr>
+        <w:pStyle w:val="code1"/>
+        <w:rPr/>
+      </w:pPr>
+      <w:r>
+        <w:rPr/>
+        <w:t xml:space="preserve">    </w:t>
+      </w:r>
+      <w:r>
+        <w:rPr/>
+        <w:t>24: "Єремiя",</w:t>
+      </w:r>
+    </w:p>
+    <w:p>
+      <w:pPr>
+        <w:pStyle w:val="code1"/>
+        <w:rPr/>
+      </w:pPr>
+      <w:r>
+        <w:rPr/>
+        <w:t xml:space="preserve">    </w:t>
+      </w:r>
+      <w:r>
+        <w:rPr/>
+        <w:t>25: "Плач Єремiї",</w:t>
+      </w:r>
+    </w:p>
+    <w:p>
+      <w:pPr>
+        <w:pStyle w:val="code1"/>
+        <w:rPr/>
+      </w:pPr>
+      <w:r>
+        <w:rPr/>
+        <w:t xml:space="preserve">    </w:t>
+      </w:r>
+      <w:r>
+        <w:rPr/>
+        <w:t>26: "Єзекiїль",</w:t>
+      </w:r>
+    </w:p>
+    <w:p>
+      <w:pPr>
+        <w:pStyle w:val="code1"/>
+        <w:rPr/>
+      </w:pPr>
+      <w:r>
+        <w:rPr/>
+        <w:t xml:space="preserve">    </w:t>
+      </w:r>
+      <w:r>
+        <w:rPr/>
+        <w:t>27: "Даниїл",</w:t>
+      </w:r>
+    </w:p>
+    <w:p>
+      <w:pPr>
+        <w:pStyle w:val="code1"/>
+        <w:rPr/>
+      </w:pPr>
+      <w:r>
+        <w:rPr/>
+        <w:t xml:space="preserve">    </w:t>
+      </w:r>
+      <w:r>
+        <w:rPr/>
+        <w:t>28: "Осiя",</w:t>
+      </w:r>
+    </w:p>
+    <w:p>
+      <w:pPr>
+        <w:pStyle w:val="code1"/>
+        <w:rPr/>
+      </w:pPr>
+      <w:r>
+        <w:rPr/>
+        <w:t xml:space="preserve">    </w:t>
+      </w:r>
+      <w:r>
+        <w:rPr/>
+        <w:t>29: "Йоіл",</w:t>
+      </w:r>
+    </w:p>
+    <w:p>
+      <w:pPr>
+        <w:pStyle w:val="code1"/>
+        <w:rPr/>
+      </w:pPr>
+      <w:r>
+        <w:rPr/>
+        <w:t xml:space="preserve">    </w:t>
+      </w:r>
+      <w:r>
+        <w:rPr/>
+        <w:t>30: "Амос",</w:t>
+      </w:r>
+    </w:p>
+    <w:p>
+      <w:pPr>
+        <w:pStyle w:val="code1"/>
+        <w:rPr/>
+      </w:pPr>
+      <w:r>
+        <w:rPr/>
+        <w:t xml:space="preserve">    </w:t>
+      </w:r>
+      <w:r>
+        <w:rPr/>
+        <w:t>31: "Овдiй",</w:t>
+      </w:r>
+    </w:p>
+    <w:p>
+      <w:pPr>
+        <w:pStyle w:val="code1"/>
+        <w:rPr/>
+      </w:pPr>
+      <w:r>
+        <w:rPr/>
+        <w:t xml:space="preserve">    </w:t>
+      </w:r>
+      <w:r>
+        <w:rPr/>
+        <w:t>32: "Йона",</w:t>
+      </w:r>
+    </w:p>
+    <w:p>
+      <w:pPr>
+        <w:pStyle w:val="code1"/>
+        <w:rPr/>
+      </w:pPr>
+      <w:r>
+        <w:rPr/>
+        <w:t xml:space="preserve">    </w:t>
+      </w:r>
+      <w:r>
+        <w:rPr/>
+        <w:t>33: "Міхей",</w:t>
+      </w:r>
+    </w:p>
+    <w:p>
+      <w:pPr>
+        <w:pStyle w:val="code1"/>
+        <w:rPr/>
+      </w:pPr>
+      <w:r>
+        <w:rPr/>
+        <w:t xml:space="preserve">    </w:t>
+      </w:r>
+      <w:r>
+        <w:rPr/>
+        <w:t>34: "Наум",</w:t>
+      </w:r>
+    </w:p>
+    <w:p>
+      <w:pPr>
+        <w:pStyle w:val="code1"/>
+        <w:rPr/>
+      </w:pPr>
+      <w:r>
+        <w:rPr/>
+        <w:t xml:space="preserve">    </w:t>
+      </w:r>
+      <w:r>
+        <w:rPr/>
+        <w:t>35: "Авакум",</w:t>
+      </w:r>
+    </w:p>
+    <w:p>
+      <w:pPr>
+        <w:pStyle w:val="code1"/>
+        <w:rPr/>
+      </w:pPr>
+      <w:r>
+        <w:rPr/>
+        <w:t xml:space="preserve">    </w:t>
+      </w:r>
+      <w:r>
+        <w:rPr/>
+        <w:t>36: "Софонiя",</w:t>
+      </w:r>
+    </w:p>
+    <w:p>
+      <w:pPr>
+        <w:pStyle w:val="code1"/>
+        <w:rPr/>
+      </w:pPr>
+      <w:r>
+        <w:rPr/>
+        <w:t xml:space="preserve">    </w:t>
+      </w:r>
+      <w:r>
+        <w:rPr/>
+        <w:t>37: "Аггей",</w:t>
+      </w:r>
+    </w:p>
+    <w:p>
+      <w:pPr>
+        <w:pStyle w:val="code1"/>
+        <w:rPr/>
+      </w:pPr>
+      <w:r>
+        <w:rPr/>
+        <w:t xml:space="preserve">    </w:t>
+      </w:r>
+      <w:r>
+        <w:rPr/>
+        <w:t>38: "Захарiя",</w:t>
+      </w:r>
+    </w:p>
+    <w:p>
+      <w:pPr>
+        <w:pStyle w:val="code1"/>
+        <w:rPr/>
+      </w:pPr>
+      <w:r>
+        <w:rPr/>
+        <w:t xml:space="preserve">    </w:t>
+      </w:r>
+      <w:r>
+        <w:rPr/>
+        <w:t>39: "Малахія",</w:t>
+      </w:r>
+    </w:p>
+    <w:p>
+      <w:pPr>
+        <w:pStyle w:val="code1"/>
+        <w:rPr/>
+      </w:pPr>
+      <w:r>
+        <w:rPr/>
+        <w:t xml:space="preserve">    </w:t>
+      </w:r>
+      <w:r>
+        <w:rPr/>
+        <w:t>40: "Матей",</w:t>
+      </w:r>
+    </w:p>
+    <w:p>
+      <w:pPr>
+        <w:pStyle w:val="code1"/>
+        <w:rPr/>
+      </w:pPr>
+      <w:r>
+        <w:rPr/>
+        <w:t xml:space="preserve">    </w:t>
+      </w:r>
+      <w:r>
+        <w:rPr/>
+        <w:t>41: "Марко",</w:t>
+      </w:r>
+    </w:p>
+    <w:p>
+      <w:pPr>
+        <w:pStyle w:val="code1"/>
+        <w:rPr/>
+      </w:pPr>
+      <w:r>
+        <w:rPr/>
+        <w:t xml:space="preserve">    </w:t>
+      </w:r>
+      <w:r>
+        <w:rPr/>
+        <w:t>42: "Лука",</w:t>
+      </w:r>
+    </w:p>
+    <w:p>
+      <w:pPr>
+        <w:pStyle w:val="code1"/>
+        <w:rPr/>
+      </w:pPr>
+      <w:r>
+        <w:rPr/>
+        <w:t xml:space="preserve">    </w:t>
+      </w:r>
+      <w:r>
+        <w:rPr/>
+        <w:t>43: "Йоан",</w:t>
+      </w:r>
+    </w:p>
+    <w:p>
+      <w:pPr>
+        <w:pStyle w:val="code1"/>
+        <w:rPr/>
+      </w:pPr>
+      <w:r>
+        <w:rPr/>
+        <w:t xml:space="preserve">    </w:t>
+      </w:r>
+      <w:r>
+        <w:rPr/>
+        <w:t>44: "Діяння",</w:t>
+      </w:r>
+    </w:p>
+    <w:p>
+      <w:pPr>
+        <w:pStyle w:val="code1"/>
+        <w:rPr/>
+      </w:pPr>
+      <w:r>
+        <w:rPr/>
+        <w:t xml:space="preserve">    </w:t>
+      </w:r>
+      <w:r>
+        <w:rPr/>
+        <w:t>45: "До римлян",</w:t>
+      </w:r>
+    </w:p>
+    <w:p>
+      <w:pPr>
+        <w:pStyle w:val="code1"/>
+        <w:rPr/>
+      </w:pPr>
+      <w:r>
+        <w:rPr/>
+        <w:t xml:space="preserve">    </w:t>
+      </w:r>
+      <w:r>
+        <w:rPr/>
+        <w:t>46: "I до Корінтян",</w:t>
+      </w:r>
+    </w:p>
+    <w:p>
+      <w:pPr>
+        <w:pStyle w:val="code1"/>
+        <w:rPr/>
+      </w:pPr>
+      <w:r>
+        <w:rPr/>
+        <w:t xml:space="preserve">    </w:t>
+      </w:r>
+      <w:r>
+        <w:rPr/>
+        <w:t>47: "II до Корінтян",</w:t>
+      </w:r>
+    </w:p>
+    <w:p>
+      <w:pPr>
+        <w:pStyle w:val="code1"/>
+        <w:rPr/>
+      </w:pPr>
+      <w:r>
+        <w:rPr/>
+        <w:t xml:space="preserve">    </w:t>
+      </w:r>
+      <w:r>
+        <w:rPr/>
+        <w:t>48: "До Галатiв",</w:t>
+      </w:r>
+    </w:p>
+    <w:p>
+      <w:pPr>
+        <w:pStyle w:val="code1"/>
+        <w:rPr/>
+      </w:pPr>
+      <w:r>
+        <w:rPr/>
+        <w:t xml:space="preserve">    </w:t>
+      </w:r>
+      <w:r>
+        <w:rPr/>
+        <w:t>49: "До Ефесян",</w:t>
+      </w:r>
+    </w:p>
+    <w:p>
+      <w:pPr>
+        <w:pStyle w:val="code1"/>
+        <w:rPr/>
+      </w:pPr>
+      <w:r>
+        <w:rPr/>
+        <w:t xml:space="preserve">    </w:t>
+      </w:r>
+      <w:r>
+        <w:rPr/>
+        <w:t>50: "До Филипʼян",</w:t>
+      </w:r>
+    </w:p>
+    <w:p>
+      <w:pPr>
+        <w:pStyle w:val="code1"/>
+        <w:rPr/>
+      </w:pPr>
+      <w:r>
+        <w:rPr/>
+        <w:t xml:space="preserve">    </w:t>
+      </w:r>
+      <w:r>
+        <w:rPr/>
+        <w:t>51: "До Колосян",</w:t>
+      </w:r>
+    </w:p>
+    <w:p>
+      <w:pPr>
+        <w:pStyle w:val="code1"/>
+        <w:rPr/>
+      </w:pPr>
+      <w:r>
+        <w:rPr/>
+        <w:t xml:space="preserve">    </w:t>
+      </w:r>
+      <w:r>
+        <w:rPr/>
+        <w:t>52: "I до Солунян",</w:t>
+      </w:r>
+    </w:p>
+    <w:p>
+      <w:pPr>
+        <w:pStyle w:val="code1"/>
+        <w:rPr/>
+      </w:pPr>
+      <w:r>
+        <w:rPr/>
+        <w:t xml:space="preserve">    </w:t>
+      </w:r>
+      <w:r>
+        <w:rPr/>
+        <w:t>53: "II до Солунян",</w:t>
+      </w:r>
+    </w:p>
+    <w:p>
+      <w:pPr>
+        <w:pStyle w:val="code1"/>
+        <w:rPr/>
+      </w:pPr>
+      <w:r>
+        <w:rPr/>
+        <w:t xml:space="preserve">    </w:t>
+      </w:r>
+      <w:r>
+        <w:rPr/>
+        <w:t>54: "I до Тимотея",</w:t>
+      </w:r>
+    </w:p>
+    <w:p>
+      <w:pPr>
+        <w:pStyle w:val="code1"/>
+        <w:rPr/>
+      </w:pPr>
+      <w:r>
+        <w:rPr/>
+        <w:t xml:space="preserve">    </w:t>
+      </w:r>
+      <w:r>
+        <w:rPr/>
+        <w:t>55: "II до Тимотея",</w:t>
+      </w:r>
+    </w:p>
+    <w:p>
+      <w:pPr>
+        <w:pStyle w:val="code1"/>
+        <w:rPr/>
+      </w:pPr>
+      <w:r>
+        <w:rPr/>
+        <w:t xml:space="preserve">    </w:t>
+      </w:r>
+      <w:r>
+        <w:rPr/>
+        <w:t>56: "До Тита",</w:t>
+      </w:r>
+    </w:p>
+    <w:p>
+      <w:pPr>
+        <w:pStyle w:val="code1"/>
+        <w:rPr/>
+      </w:pPr>
+      <w:r>
+        <w:rPr/>
+        <w:t xml:space="preserve">    </w:t>
+      </w:r>
+      <w:r>
+        <w:rPr/>
+        <w:t>57: "До Филимона",</w:t>
+      </w:r>
+    </w:p>
+    <w:p>
+      <w:pPr>
+        <w:pStyle w:val="code1"/>
+        <w:rPr/>
+      </w:pPr>
+      <w:r>
+        <w:rPr/>
+        <w:t xml:space="preserve">    </w:t>
+      </w:r>
+      <w:r>
+        <w:rPr/>
+        <w:t>58: "До євреїв",</w:t>
+      </w:r>
+    </w:p>
+    <w:p>
+      <w:pPr>
+        <w:pStyle w:val="code1"/>
+        <w:rPr/>
+      </w:pPr>
+      <w:r>
+        <w:rPr/>
+        <w:t xml:space="preserve">    </w:t>
+      </w:r>
+      <w:r>
+        <w:rPr/>
+        <w:t>59: "Якова",</w:t>
+      </w:r>
+    </w:p>
+    <w:p>
+      <w:pPr>
+        <w:pStyle w:val="code1"/>
+        <w:rPr/>
+      </w:pPr>
+      <w:r>
+        <w:rPr/>
+        <w:t xml:space="preserve">    </w:t>
+      </w:r>
+      <w:r>
+        <w:rPr/>
+        <w:t>60: "I Послання Петра",</w:t>
+      </w:r>
+    </w:p>
+    <w:p>
+      <w:pPr>
+        <w:pStyle w:val="code1"/>
+        <w:rPr/>
+      </w:pPr>
+      <w:r>
+        <w:rPr/>
+        <w:t xml:space="preserve">    </w:t>
+      </w:r>
+      <w:r>
+        <w:rPr/>
+        <w:t>61: "II Послання Петра",</w:t>
+      </w:r>
+    </w:p>
+    <w:p>
+      <w:pPr>
+        <w:pStyle w:val="code1"/>
+        <w:rPr/>
+      </w:pPr>
+      <w:r>
+        <w:rPr/>
+        <w:t xml:space="preserve">    </w:t>
+      </w:r>
+      <w:r>
+        <w:rPr/>
+        <w:t>62: "I Послання Йоана",</w:t>
+      </w:r>
+    </w:p>
+    <w:p>
+      <w:pPr>
+        <w:pStyle w:val="code1"/>
+        <w:rPr/>
+      </w:pPr>
+      <w:r>
+        <w:rPr/>
+        <w:t xml:space="preserve">    </w:t>
+      </w:r>
+      <w:r>
+        <w:rPr/>
+        <w:t>63: "II Послання Йоана",</w:t>
+      </w:r>
+    </w:p>
+    <w:p>
+      <w:pPr>
+        <w:pStyle w:val="code1"/>
+        <w:rPr/>
+      </w:pPr>
+      <w:r>
+        <w:rPr/>
+        <w:t xml:space="preserve">    </w:t>
+      </w:r>
+      <w:r>
+        <w:rPr/>
+        <w:t>64: "III Послання Йоана",</w:t>
+      </w:r>
+    </w:p>
+    <w:p>
+      <w:pPr>
+        <w:pStyle w:val="code1"/>
+        <w:rPr/>
+      </w:pPr>
+      <w:r>
+        <w:rPr/>
+        <w:t xml:space="preserve">    </w:t>
+      </w:r>
+      <w:r>
+        <w:rPr/>
+        <w:t>65: "Послання Юди",</w:t>
+      </w:r>
+    </w:p>
+    <w:p>
+      <w:pPr>
+        <w:pStyle w:val="code1"/>
+        <w:rPr/>
+      </w:pPr>
+      <w:r>
+        <w:rPr/>
+        <w:t xml:space="preserve">    </w:t>
+      </w:r>
+      <w:r>
+        <w:rPr/>
+        <w:t>66: "Обʼявлення",</w:t>
+      </w:r>
+    </w:p>
+    <w:p>
+      <w:pPr>
+        <w:pStyle w:val="code1"/>
+        <w:rPr/>
+      </w:pPr>
+      <w:r>
+        <w:rPr/>
+        <w:t>}</w:t>
+      </w:r>
+    </w:p>
+    <w:p>
+      <w:pPr>
+        <w:pStyle w:val="p1"/>
+        <w:rPr/>
+      </w:pPr>
+      <w:r>
+        <w:rPr/>
+      </w:r>
+    </w:p>
+    <w:p>
+      <w:pPr>
+        <w:pStyle w:val="h31"/>
+        <w:rPr/>
+      </w:pPr>
+      <w:r>
+        <w:rPr/>
+        <w:t>frontend/models.py</w:t>
+      </w:r>
+    </w:p>
+    <w:p>
+      <w:pPr>
+        <w:pStyle w:val="p1"/>
+        <w:rPr>
+          <w:lang w:val="en-US"/>
+        </w:rPr>
+      </w:pPr>
+      <w:r>
+        <w:rPr>
+          <w:lang w:val="en-US"/>
+        </w:rPr>
+      </w:r>
+    </w:p>
+    <w:p>
+      <w:pPr>
+        <w:pStyle w:val="code1"/>
+        <w:rPr/>
+      </w:pPr>
+      <w:r>
+        <w:rPr/>
+        <w:t>from django.db import models</w:t>
+      </w:r>
+    </w:p>
+    <w:p>
+      <w:pPr>
+        <w:pStyle w:val="code1"/>
+        <w:rPr/>
+      </w:pPr>
+      <w:r>
+        <w:rPr/>
+      </w:r>
+    </w:p>
+    <w:p>
+      <w:pPr>
+        <w:pStyle w:val="code1"/>
+        <w:rPr/>
+      </w:pPr>
+      <w:r>
+        <w:rPr/>
+        <w:t>class HistoryItem(models.Model):</w:t>
+      </w:r>
+    </w:p>
+    <w:p>
+      <w:pPr>
+        <w:pStyle w:val="code1"/>
+        <w:rPr/>
+      </w:pPr>
+      <w:r>
+        <w:rPr/>
+        <w:t xml:space="preserve">    </w:t>
+      </w:r>
+      <w:r>
+        <w:rPr/>
+        <w:t>text = models.CharField(max_length=50)</w:t>
+      </w:r>
+    </w:p>
+    <w:p>
+      <w:pPr>
+        <w:pStyle w:val="code1"/>
+        <w:rPr/>
+      </w:pPr>
+      <w:r>
+        <w:rPr/>
+        <w:t xml:space="preserve">    </w:t>
+      </w:r>
+      <w:r>
+        <w:rPr/>
+        <w:t>time = models.DateTimeField(auto_now=True, auto_now_add=False)</w:t>
+      </w:r>
+    </w:p>
+    <w:p>
+      <w:pPr>
+        <w:pStyle w:val="p1"/>
+        <w:rPr/>
+      </w:pPr>
+      <w:r>
+        <w:rPr/>
+      </w:r>
+    </w:p>
+    <w:p>
+      <w:pPr>
+        <w:pStyle w:val="h31"/>
+        <w:rPr/>
+      </w:pPr>
+      <w:r>
+        <w:rPr/>
+        <w:t>frontend/urls.py</w:t>
+      </w:r>
+    </w:p>
+    <w:p>
+      <w:pPr>
+        <w:pStyle w:val="p1"/>
+        <w:rPr>
+          <w:lang w:val="en-US"/>
+        </w:rPr>
+      </w:pPr>
+      <w:r>
+        <w:rPr>
+          <w:lang w:val="en-US"/>
+        </w:rPr>
+      </w:r>
+    </w:p>
+    <w:p>
+      <w:pPr>
+        <w:pStyle w:val="code1"/>
+        <w:rPr/>
+      </w:pPr>
+      <w:r>
+        <w:rPr/>
+        <w:t>from django.urls import path</w:t>
+      </w:r>
+    </w:p>
+    <w:p>
+      <w:pPr>
+        <w:pStyle w:val="code1"/>
+        <w:rPr/>
+      </w:pPr>
+      <w:r>
+        <w:rPr/>
+      </w:r>
+    </w:p>
+    <w:p>
+      <w:pPr>
+        <w:pStyle w:val="code1"/>
+        <w:rPr/>
+      </w:pPr>
+      <w:r>
+        <w:rPr/>
+        <w:t>from . import views</w:t>
+      </w:r>
+    </w:p>
+    <w:p>
+      <w:pPr>
+        <w:pStyle w:val="code1"/>
+        <w:rPr/>
+      </w:pPr>
+      <w:r>
+        <w:rPr/>
+      </w:r>
+    </w:p>
+    <w:p>
+      <w:pPr>
+        <w:pStyle w:val="code1"/>
+        <w:rPr/>
+      </w:pPr>
+      <w:r>
+        <w:rPr/>
+        <w:t>urlpatterns = [</w:t>
+      </w:r>
+    </w:p>
+    <w:p>
+      <w:pPr>
+        <w:pStyle w:val="code1"/>
+        <w:rPr/>
+      </w:pPr>
+      <w:r>
+        <w:rPr/>
+        <w:t xml:space="preserve">    </w:t>
+      </w:r>
+      <w:r>
+        <w:rPr/>
+        <w:t>path("", views.index, name="index"),</w:t>
+      </w:r>
+    </w:p>
+    <w:p>
+      <w:pPr>
+        <w:pStyle w:val="code1"/>
+        <w:rPr/>
+      </w:pPr>
+      <w:r>
+        <w:rPr/>
+        <w:t>]</w:t>
+      </w:r>
+    </w:p>
+    <w:p>
+      <w:pPr>
+        <w:pStyle w:val="p1"/>
+        <w:rPr/>
+      </w:pPr>
+      <w:r>
+        <w:rPr/>
+      </w:r>
+    </w:p>
+    <w:p>
+      <w:pPr>
+        <w:pStyle w:val="h31"/>
+        <w:rPr/>
+      </w:pPr>
+      <w:r>
+        <w:rPr/>
+        <w:t>frontend/views.py</w:t>
+      </w:r>
+    </w:p>
+    <w:p>
+      <w:pPr>
+        <w:pStyle w:val="p1"/>
+        <w:rPr>
+          <w:lang w:val="en-US"/>
+        </w:rPr>
+      </w:pPr>
+      <w:r>
+        <w:rPr>
+          <w:lang w:val="en-US"/>
+        </w:rPr>
+      </w:r>
+    </w:p>
+    <w:p>
+      <w:pPr>
+        <w:pStyle w:val="code1"/>
+        <w:rPr/>
+      </w:pPr>
+      <w:r>
+        <w:rPr/>
+        <w:t>from django.shortcuts import render</w:t>
+      </w:r>
+    </w:p>
+    <w:p>
+      <w:pPr>
+        <w:pStyle w:val="code1"/>
+        <w:rPr/>
+      </w:pPr>
+      <w:r>
+        <w:rPr/>
+        <w:t>import requests</w:t>
+      </w:r>
+    </w:p>
+    <w:p>
+      <w:pPr>
+        <w:pStyle w:val="code1"/>
+        <w:rPr/>
+      </w:pPr>
+      <w:r>
+        <w:rPr/>
+      </w:r>
+    </w:p>
+    <w:p>
+      <w:pPr>
+        <w:pStyle w:val="code1"/>
+        <w:rPr/>
+      </w:pPr>
+      <w:r>
+        <w:rPr/>
+        <w:t>from .models import HistoryItem</w:t>
+      </w:r>
+    </w:p>
+    <w:p>
+      <w:pPr>
+        <w:pStyle w:val="code1"/>
+        <w:rPr/>
+      </w:pPr>
+      <w:r>
+        <w:rPr/>
+        <w:t>from .consts import BIBLE_BOOK_NUMBER_TO_HOMENKO_BIBLE_NAME</w:t>
+      </w:r>
+    </w:p>
+    <w:p>
+      <w:pPr>
+        <w:pStyle w:val="code1"/>
+        <w:rPr/>
+      </w:pPr>
+      <w:r>
+        <w:rPr/>
+      </w:r>
+    </w:p>
+    <w:p>
+      <w:pPr>
+        <w:pStyle w:val="code1"/>
+        <w:rPr/>
+      </w:pPr>
+      <w:r>
+        <w:rPr/>
+      </w:r>
+    </w:p>
+    <w:p>
+      <w:pPr>
+        <w:pStyle w:val="code1"/>
+        <w:rPr/>
+      </w:pPr>
+      <w:r>
+        <w:rPr/>
+        <w:t>def index(request):</w:t>
+      </w:r>
+    </w:p>
+    <w:p>
+      <w:pPr>
+        <w:pStyle w:val="code1"/>
+        <w:rPr/>
+      </w:pPr>
+      <w:r>
+        <w:rPr/>
+        <w:t xml:space="preserve">    </w:t>
+      </w:r>
+      <w:r>
+        <w:rPr/>
+        <w:t>if request.method == "POST":</w:t>
+      </w:r>
+    </w:p>
+    <w:p>
+      <w:pPr>
+        <w:pStyle w:val="code1"/>
+        <w:rPr/>
+      </w:pPr>
+      <w:r>
+        <w:rPr/>
+        <w:t xml:space="preserve">        </w:t>
+      </w:r>
+      <w:r>
+        <w:rPr/>
+        <w:t>text = request.POST.get("search")</w:t>
+      </w:r>
+    </w:p>
+    <w:p>
+      <w:pPr>
+        <w:pStyle w:val="code1"/>
+        <w:rPr/>
+      </w:pPr>
+      <w:r>
+        <w:rPr/>
+      </w:r>
+    </w:p>
+    <w:p>
+      <w:pPr>
+        <w:pStyle w:val="code1"/>
+        <w:rPr/>
+      </w:pPr>
+      <w:r>
+        <w:rPr/>
+        <w:t xml:space="preserve">        </w:t>
+      </w:r>
+      <w:r>
+        <w:rPr/>
+        <w:t># Remember search text</w:t>
+      </w:r>
+    </w:p>
+    <w:p>
+      <w:pPr>
+        <w:pStyle w:val="code1"/>
+        <w:rPr/>
+      </w:pPr>
+      <w:r>
+        <w:rPr/>
+        <w:t xml:space="preserve">        </w:t>
+      </w:r>
+      <w:r>
+        <w:rPr/>
+        <w:t>history_item = HistoryItem.objects.create(text=text)</w:t>
+      </w:r>
+    </w:p>
+    <w:p>
+      <w:pPr>
+        <w:pStyle w:val="code1"/>
+        <w:rPr/>
+      </w:pPr>
+      <w:r>
+        <w:rPr/>
+        <w:t xml:space="preserve">        </w:t>
+      </w:r>
+      <w:r>
+        <w:rPr/>
+        <w:t>history_item.save()</w:t>
+      </w:r>
+    </w:p>
+    <w:p>
+      <w:pPr>
+        <w:pStyle w:val="code1"/>
+        <w:rPr/>
+      </w:pPr>
+      <w:r>
+        <w:rPr/>
+      </w:r>
+    </w:p>
+    <w:p>
+      <w:pPr>
+        <w:pStyle w:val="code1"/>
+        <w:rPr/>
+      </w:pPr>
+      <w:r>
+        <w:rPr/>
+        <w:t xml:space="preserve">        </w:t>
+      </w:r>
+      <w:r>
+        <w:rPr/>
+        <w:t>base_url = f"https://bolls.life/v2/find/UBIO?search={text}&amp;limit=10"</w:t>
+      </w:r>
+    </w:p>
+    <w:p>
+      <w:pPr>
+        <w:pStyle w:val="code1"/>
+        <w:rPr/>
+      </w:pPr>
+      <w:r>
+        <w:rPr/>
+        <w:t xml:space="preserve">        </w:t>
+      </w:r>
+      <w:r>
+        <w:rPr/>
+        <w:t>response = requests.get(base_url)</w:t>
+      </w:r>
+    </w:p>
+    <w:p>
+      <w:pPr>
+        <w:pStyle w:val="code1"/>
+        <w:rPr/>
+      </w:pPr>
+      <w:r>
+        <w:rPr/>
+        <w:t xml:space="preserve">        </w:t>
+      </w:r>
+      <w:r>
+        <w:rPr/>
+        <w:t>data = response.json()["results"]</w:t>
+      </w:r>
+    </w:p>
+    <w:p>
+      <w:pPr>
+        <w:pStyle w:val="code1"/>
+        <w:rPr/>
+      </w:pPr>
+      <w:r>
+        <w:rPr/>
+      </w:r>
+    </w:p>
+    <w:p>
+      <w:pPr>
+        <w:pStyle w:val="code1"/>
+        <w:rPr/>
+      </w:pPr>
+      <w:r>
+        <w:rPr/>
+        <w:t xml:space="preserve">        </w:t>
+      </w:r>
+      <w:r>
+        <w:rPr/>
+        <w:t># Add a readable verse reference to each verse:</w:t>
+      </w:r>
+    </w:p>
+    <w:p>
+      <w:pPr>
+        <w:pStyle w:val="code1"/>
+        <w:rPr/>
+      </w:pPr>
+      <w:r>
+        <w:rPr/>
+        <w:t xml:space="preserve">        </w:t>
+      </w:r>
+      <w:r>
+        <w:rPr/>
+        <w:t>for verse in data:</w:t>
+      </w:r>
+    </w:p>
+    <w:p>
+      <w:pPr>
+        <w:pStyle w:val="code1"/>
+        <w:rPr/>
+      </w:pPr>
+      <w:r>
+        <w:rPr/>
+        <w:t xml:space="preserve">            </w:t>
+      </w:r>
+      <w:r>
+        <w:rPr/>
+        <w:t>Book_number = verse["book"]</w:t>
+      </w:r>
+    </w:p>
+    <w:p>
+      <w:pPr>
+        <w:pStyle w:val="code1"/>
+        <w:rPr/>
+      </w:pPr>
+      <w:r>
+        <w:rPr/>
+        <w:t xml:space="preserve">            </w:t>
+      </w:r>
+      <w:r>
+        <w:rPr/>
+        <w:t>Book_name = BIBLE_BOOK_NUMBER_TO_HOMENKO_BIBLE_NAME[Book_number]</w:t>
+      </w:r>
+    </w:p>
+    <w:p>
+      <w:pPr>
+        <w:pStyle w:val="code1"/>
+        <w:rPr/>
+      </w:pPr>
+      <w:r>
+        <w:rPr/>
+      </w:r>
+    </w:p>
+    <w:p>
+      <w:pPr>
+        <w:pStyle w:val="code1"/>
+        <w:rPr/>
+      </w:pPr>
+      <w:r>
+        <w:rPr/>
+        <w:t xml:space="preserve">            </w:t>
+      </w:r>
+      <w:r>
+        <w:rPr/>
+        <w:t>verse["reference"] = f"{Book_name} {verse['chapter']}:{verse['verse']}"</w:t>
+      </w:r>
+    </w:p>
+    <w:p>
+      <w:pPr>
+        <w:pStyle w:val="code1"/>
+        <w:rPr/>
+      </w:pPr>
+      <w:r>
+        <w:rPr/>
+      </w:r>
+    </w:p>
+    <w:p>
+      <w:pPr>
+        <w:pStyle w:val="code1"/>
+        <w:rPr/>
+      </w:pPr>
+      <w:r>
+        <w:rPr/>
+        <w:t xml:space="preserve">        </w:t>
+      </w:r>
+      <w:r>
+        <w:rPr/>
+        <w:t>context = {"verses": data, "request": text}</w:t>
+      </w:r>
+    </w:p>
+    <w:p>
+      <w:pPr>
+        <w:pStyle w:val="code1"/>
+        <w:rPr/>
+      </w:pPr>
+      <w:r>
+        <w:rPr/>
+        <w:t xml:space="preserve">        </w:t>
+      </w:r>
+      <w:r>
+        <w:rPr/>
+        <w:t>return render(request, "verses.html", context)</w:t>
+      </w:r>
+    </w:p>
+    <w:p>
+      <w:pPr>
+        <w:pStyle w:val="code1"/>
+        <w:rPr/>
+      </w:pPr>
+      <w:r>
+        <w:rPr/>
+      </w:r>
+    </w:p>
+    <w:p>
+      <w:pPr>
+        <w:pStyle w:val="code1"/>
+        <w:rPr/>
+      </w:pPr>
+      <w:r>
+        <w:rPr/>
+        <w:t xml:space="preserve">    </w:t>
+      </w:r>
+      <w:r>
+        <w:rPr/>
+        <w:t>else:</w:t>
+      </w:r>
+    </w:p>
+    <w:p>
+      <w:pPr>
+        <w:pStyle w:val="code1"/>
+        <w:rPr/>
+      </w:pPr>
+      <w:r>
+        <w:rPr/>
+        <w:t xml:space="preserve">        </w:t>
+      </w:r>
+      <w:r>
+        <w:rPr/>
+        <w:t>history = HistoryItem.objects.all()</w:t>
+      </w:r>
+    </w:p>
+    <w:p>
+      <w:pPr>
+        <w:pStyle w:val="code1"/>
+        <w:rPr/>
+      </w:pPr>
+      <w:r>
+        <w:rPr/>
+      </w:r>
+    </w:p>
+    <w:p>
+      <w:pPr>
+        <w:pStyle w:val="code1"/>
+        <w:rPr/>
+      </w:pPr>
+      <w:r>
+        <w:rPr/>
+        <w:t xml:space="preserve">        </w:t>
+      </w:r>
+      <w:r>
+        <w:rPr/>
+        <w:t>context = {"history": history}</w:t>
+      </w:r>
+    </w:p>
+    <w:p>
+      <w:pPr>
+        <w:pStyle w:val="code1"/>
+        <w:rPr/>
+      </w:pPr>
+      <w:r>
+        <w:rPr/>
+        <w:t xml:space="preserve">        </w:t>
+      </w:r>
+      <w:r>
+        <w:rPr/>
+        <w:t>return render(request, "index.html", context)</w:t>
+      </w:r>
+    </w:p>
+    <w:p>
+      <w:pPr>
+        <w:pStyle w:val="p1"/>
+        <w:rPr/>
+      </w:pPr>
+      <w:r>
+        <w:rPr/>
+      </w:r>
+    </w:p>
+    <w:p>
+      <w:pPr>
         <w:pStyle w:val="h1"/>
         <w:rPr/>
       </w:pPr>
@@ -1026,7 +3774,53 @@
       </w:pPr>
       <w:r>
         <w:rPr/>
-        <w:t>Благодаттю Господа Ісуса Христа було зроблено роботу.</w:t>
+        <w:t xml:space="preserve">Благодаттю Господа Ісуса Христа було зроблено роботу. </w:t>
+      </w:r>
+      <w:r>
+        <w:rPr/>
+        <w:t xml:space="preserve">Розроблено веб-застосунок мовою </w:t>
+      </w:r>
+      <w:r>
+        <w:rPr>
+          <w:lang w:val="en-US"/>
+        </w:rPr>
+        <w:t xml:space="preserve">Python, </w:t>
+      </w:r>
+      <w:r>
+        <w:rPr>
+          <w:lang w:val="uk-UA"/>
+        </w:rPr>
+        <w:t xml:space="preserve">фреймворком </w:t>
+      </w:r>
+      <w:r>
+        <w:rPr>
+          <w:lang w:val="en-US"/>
+        </w:rPr>
+        <w:t xml:space="preserve">Django. </w:t>
+      </w:r>
+      <w:r>
+        <w:rPr>
+          <w:lang w:val="uk-UA"/>
+        </w:rPr>
+        <w:t xml:space="preserve">Програма містить дві сторінки: головну та результати пошуку. Використано </w:t>
+      </w:r>
+      <w:r>
+        <w:rPr>
+          <w:lang w:val="en-US"/>
+        </w:rPr>
+        <w:t xml:space="preserve">API </w:t>
+      </w:r>
+      <w:r>
+        <w:rPr>
+          <w:lang w:val="uk-UA"/>
+        </w:rPr>
+        <w:t xml:space="preserve">від </w:t>
+      </w:r>
+      <w:r>
+        <w:rPr>
+          <w:lang w:val="en-US"/>
+        </w:rPr>
+        <w:t>Bolls.Life.</w:t>
       </w:r>
     </w:p>
     <w:p>
@@ -1055,7 +3849,35 @@
       </w:pPr>
       <w:r>
         <w:rPr/>
-        <w:t>Поясніть поняття пакету при розробці застосунку з використанням PHP.</w:t>
+        <w:t>Що таке менеджер пакетів?</w:t>
+      </w:r>
+    </w:p>
+    <w:p>
+      <w:pPr>
+        <w:pStyle w:val="p1"/>
+        <w:rPr/>
+      </w:pPr>
+      <w:r>
+        <w:rPr/>
+      </w:r>
+    </w:p>
+    <w:p>
+      <w:pPr>
+        <w:pStyle w:val="p1"/>
+        <w:rPr/>
+      </w:pPr>
+      <w:r>
+        <w:rPr/>
+        <w:t>Менеджер пакетів — це застосунок, який допомагає встановлювати, видаляти та керувати пакетами для програми.</w:t>
+      </w:r>
+    </w:p>
+    <w:p>
+      <w:pPr>
+        <w:pStyle w:val="p1"/>
+        <w:rPr/>
+      </w:pPr>
+      <w:r>
+        <w:rPr/>
       </w:r>
     </w:p>
     <w:p>
@@ -1065,27 +3887,35 @@
       </w:pPr>
       <w:r>
         <w:rPr/>
-        <w:t>Поясніть поняття репозиторію при розробці застосунку з використанням PHP.</w:t>
-      </w:r>
-    </w:p>
-    <w:p>
-      <w:pPr>
-        <w:pStyle w:val="h21"/>
-        <w:rPr/>
-      </w:pPr>
-      <w:r>
-        <w:rPr/>
-        <w:t>Що таке менеджер пакетів?</w:t>
-      </w:r>
-    </w:p>
-    <w:p>
-      <w:pPr>
-        <w:pStyle w:val="h21"/>
-        <w:rPr/>
-      </w:pPr>
-      <w:r>
-        <w:rPr/>
         <w:t>У чому полягає ідея використання менеджеру пакетів?</w:t>
+      </w:r>
+    </w:p>
+    <w:p>
+      <w:pPr>
+        <w:pStyle w:val="p1"/>
+        <w:rPr/>
+      </w:pPr>
+      <w:r>
+        <w:rPr/>
+      </w:r>
+    </w:p>
+    <w:p>
+      <w:pPr>
+        <w:pStyle w:val="p1"/>
+        <w:rPr/>
+      </w:pPr>
+      <w:r>
+        <w:rPr/>
+        <w:t>Менеджер пакетів надає інструменти для видалення чи додавання нових пакетів до програми.</w:t>
+      </w:r>
+    </w:p>
+    <w:p>
+      <w:pPr>
+        <w:pStyle w:val="p1"/>
+        <w:rPr/>
+      </w:pPr>
+      <w:r>
+        <w:rPr/>
       </w:r>
     </w:p>
     <w:p>
@@ -1125,6 +3955,13 @@
       </w:pPr>
       <w:r>
         <w:rPr/>
+        <w:t xml:space="preserve"> </w:t>
+      </w:r>
+      <w:r>
+        <w:rPr>
+          <w:lang w:val="en-US"/>
+        </w:rPr>
+        <w:t>PhpStorm, Atom, VS Code.</w:t>
       </w:r>
     </w:p>
     <w:sectPr>
